--- a/32KP Konstrujuvannja program/sim/KNT-122_Onyshchenko_Variant-19_PR7.docx
+++ b/32KP Konstrujuvannja program/sim/KNT-122_Onyshchenko_Variant-19_PR7.docx
@@ -203,13 +203,7 @@
         <w:rPr>
           <w:lang w:val="uk-UA"/>
         </w:rPr>
-        <w:t>«</w:t>
-      </w:r>
-      <w:r>
-        <w:rPr>
-          <w:lang w:val="uk-UA"/>
-        </w:rPr>
-        <w:t>Класи-колекції</w:t>
+        <w:t>«Класи-колекції</w:t>
       </w:r>
       <w:r>
         <w:rPr/>
@@ -635,10 +629,26 @@
       </w:pPr>
       <w:r>
         <w:rPr>
-          <w:i/>
+          <w:b w:val="false"/>
+          <w:i w:val="false"/>
           <w:iCs/>
-        </w:rPr>
-        <w:t>Загальні завдання:</w:t>
+          <w:caps w:val="false"/>
+          <w:smallCaps w:val="false"/>
+          <w:spacing w:val="0"/>
+          <w:lang w:val="en-US"/>
+        </w:rPr>
+        <w:t xml:space="preserve">7) </w:t>
+      </w:r>
+      <w:r>
+        <w:rPr>
+          <w:b w:val="false"/>
+          <w:i w:val="false"/>
+          <w:iCs/>
+          <w:caps w:val="false"/>
+          <w:smallCaps w:val="false"/>
+          <w:spacing w:val="0"/>
+        </w:rPr>
+        <w:t xml:space="preserve">Phone: id, Прізвище, Ім'я, По батькові, Адреса, Номер кредитної картки, Дебет, Кредит, Час міських і міжміських розмов. Створити масив об'єктів. </w:t>
       </w:r>
     </w:p>
     <w:p>
@@ -652,86 +662,14 @@
       </w:pPr>
       <w:r>
         <w:rPr>
-          <w:i/>
+          <w:b w:val="false"/>
+          <w:i w:val="false"/>
           <w:iCs/>
-        </w:rPr>
-      </w:r>
-    </w:p>
-    <w:p>
-      <w:pPr>
-        <w:pStyle w:val="P1"/>
-        <w:rPr/>
-      </w:pPr>
-      <w:r>
-        <w:rPr/>
-        <w:t xml:space="preserve">1. </w:t>
-      </w:r>
-      <w:r>
-        <w:rPr>
-          <w:lang w:val="uk-UA"/>
-        </w:rPr>
-        <w:t>Вивести букви російського алфавіту (у будь-якому регістрі) і їхню кількість.</w:t>
-      </w:r>
-    </w:p>
-    <w:p>
-      <w:pPr>
-        <w:pStyle w:val="P1"/>
-        <w:rPr>
-          <w:lang w:val="uk-UA"/>
-        </w:rPr>
-      </w:pPr>
-      <w:r>
-        <w:rPr>
-          <w:lang w:val="uk-UA"/>
-        </w:rPr>
-        <w:t xml:space="preserve">2. Вивести для кожної букви код юникоду в десятковому (приведені до </w:t>
-      </w:r>
-      <w:r>
-        <w:rPr>
-          <w:lang w:val="en-US"/>
-        </w:rPr>
-        <w:t xml:space="preserve">int) </w:t>
-      </w:r>
-      <w:r>
-        <w:rPr>
-          <w:lang w:val="uk-UA"/>
-        </w:rPr>
-        <w:t>і шістнадцятковому поданні (16-річне число можна вивести у зворотному порядку).</w:t>
-      </w:r>
-    </w:p>
-    <w:p>
-      <w:pPr>
-        <w:pStyle w:val="P1"/>
-        <w:rPr>
-          <w:lang w:val="uk-UA"/>
-        </w:rPr>
-      </w:pPr>
-      <w:r>
-        <w:rPr>
-          <w:lang w:val="uk-UA"/>
-        </w:rPr>
-        <w:t>3. Написати 2 функції перетворення букв до верхнього й нижнього регістру (</w:t>
-      </w:r>
-      <w:r>
-        <w:rPr>
-          <w:lang w:val="en-US"/>
-        </w:rPr>
-        <w:t xml:space="preserve">toUpperCase, toLowerCase); </w:t>
-      </w:r>
-      <w:r>
-        <w:rPr>
-          <w:lang w:val="uk-UA"/>
-        </w:rPr>
-        <w:t>написати функцію, що використовує дві попередні, яка на вході приймає букву й повертає її в протилежному регістрі (тобто малу літеру робить прописною і навпаки).</w:t>
-      </w:r>
-    </w:p>
-    <w:p>
-      <w:pPr>
-        <w:pStyle w:val="P1"/>
-        <w:rPr/>
-      </w:pPr>
-      <w:r>
-        <w:rPr/>
+          <w:caps w:val="false"/>
+          <w:smallCaps w:val="false"/>
+          <w:spacing w:val="0"/>
+        </w:rPr>
+        <w:t xml:space="preserve">Вивести: </w:t>
       </w:r>
     </w:p>
     <w:p>
@@ -745,39 +683,56 @@
       </w:pPr>
       <w:r>
         <w:rPr>
-          <w:i/>
+          <w:b w:val="false"/>
+          <w:i w:val="false"/>
           <w:iCs/>
-        </w:rPr>
-        <w:t>Індивідуальне завдання:</w:t>
-      </w:r>
-    </w:p>
-    <w:p>
-      <w:pPr>
-        <w:pStyle w:val="P1"/>
-        <w:rPr/>
-      </w:pPr>
-      <w:r>
-        <w:rPr/>
-      </w:r>
-    </w:p>
-    <w:p>
-      <w:pPr>
-        <w:pStyle w:val="P1"/>
-        <w:rPr/>
-      </w:pPr>
-      <w:r>
-        <w:rPr/>
-        <w:t xml:space="preserve">9. </w:t>
-      </w:r>
-      <w:r>
-        <w:rPr>
-          <w:b w:val="false"/>
-          <w:i w:val="false"/>
           <w:caps w:val="false"/>
           <w:smallCaps w:val="false"/>
           <w:spacing w:val="0"/>
         </w:rPr>
-        <w:t>Використовуючи оператор switch, написати програму, що виводить на екран повідомлення о приналежності деякого значення k інтервалам (-10k, 5], [0, 10], [5, 15], [10, 10k].</w:t>
+        <w:t xml:space="preserve">а) відомості про абонентів, у яких час внутріміських розмов перевищує задане; </w:t>
+      </w:r>
+    </w:p>
+    <w:p>
+      <w:pPr>
+        <w:pStyle w:val="P1"/>
+        <w:rPr>
+          <w:i/>
+          <w:i/>
+          <w:iCs/>
+        </w:rPr>
+      </w:pPr>
+      <w:r>
+        <w:rPr>
+          <w:b w:val="false"/>
+          <w:i w:val="false"/>
+          <w:iCs/>
+          <w:caps w:val="false"/>
+          <w:smallCaps w:val="false"/>
+          <w:spacing w:val="0"/>
+        </w:rPr>
+        <w:t xml:space="preserve">б) відомості про абонентів, які користувалися міжміським зв'язком;в)відомості про абонентів за абеткою. </w:t>
+      </w:r>
+    </w:p>
+    <w:p>
+      <w:pPr>
+        <w:pStyle w:val="P1"/>
+        <w:rPr>
+          <w:i/>
+          <w:i/>
+          <w:iCs/>
+        </w:rPr>
+      </w:pPr>
+      <w:r>
+        <w:rPr>
+          <w:b w:val="false"/>
+          <w:i w:val="false"/>
+          <w:iCs/>
+          <w:caps w:val="false"/>
+          <w:smallCaps w:val="false"/>
+          <w:spacing w:val="0"/>
+        </w:rPr>
+        <w:t>Задати дві стеки, поміняти інформацію місцями.</w:t>
       </w:r>
     </w:p>
     <w:p>
@@ -859,79 +814,49 @@
       </w:pPr>
       <w:r>
         <w:rPr/>
-        <w:t xml:space="preserve">Тип </w:t>
+        <w:t xml:space="preserve">Для взаємодії з файлами можна оголосити об’єкт типу </w:t>
       </w:r>
       <w:r>
         <w:rPr>
           <w:lang w:val="en-US"/>
         </w:rPr>
-        <w:t xml:space="preserve">String </w:t>
+        <w:t xml:space="preserve">File </w:t>
       </w:r>
       <w:r>
         <w:rPr>
           <w:lang w:val="uk-UA"/>
         </w:rPr>
-        <w:t xml:space="preserve">є рядком символів. Функція </w:t>
+        <w:t xml:space="preserve">та ініціалізувати його з назвою файлу. Прочитати його вміст можна об’єктом типу </w:t>
       </w:r>
       <w:r>
         <w:rPr>
           <w:lang w:val="en-US"/>
         </w:rPr>
-        <w:t xml:space="preserve">Character.toUpperCase </w:t>
+        <w:t xml:space="preserve">Scanner. </w:t>
       </w:r>
       <w:r>
         <w:rPr>
           <w:lang w:val="uk-UA"/>
         </w:rPr>
-        <w:t xml:space="preserve">переводить символ у верхній регістр. Функція </w:t>
+        <w:t xml:space="preserve">В нього є метод </w:t>
       </w:r>
       <w:r>
         <w:rPr>
           <w:lang w:val="en-US"/>
         </w:rPr>
-        <w:t xml:space="preserve">Character.toLowerCase </w:t>
+        <w:t xml:space="preserve">hasNextLine, </w:t>
       </w:r>
       <w:r>
         <w:rPr>
           <w:lang w:val="uk-UA"/>
         </w:rPr>
-        <w:t xml:space="preserve">переводить символ у нижній регістр. Функція </w:t>
+        <w:t xml:space="preserve">який показує чи є у файлі наступні рядки. Для отримання рядку з файлу можна використати метод </w:t>
       </w:r>
       <w:r>
         <w:rPr>
           <w:lang w:val="en-US"/>
         </w:rPr>
-        <w:t>String.valueof,</w:t>
-      </w:r>
-      <w:r>
-        <w:rPr>
-          <w:lang w:val="uk-UA"/>
-        </w:rPr>
-        <w:t xml:space="preserve"> якщо застосована до змінних різних типів, виводить їх значення як рядок. Функція </w:t>
-      </w:r>
-      <w:r>
-        <w:rPr>
-          <w:lang w:val="en-US"/>
-        </w:rPr>
-        <w:t xml:space="preserve">length, </w:t>
-      </w:r>
-      <w:r>
-        <w:rPr>
-          <w:lang w:val="uk-UA"/>
-        </w:rPr>
-        <w:t xml:space="preserve">застосована до рядку, виводить його довжину. Рядки можна з’єднувати оператором +. Символ рядку можна отримати за індексом. Функція </w:t>
-      </w:r>
-      <w:r>
-        <w:rPr>
-          <w:lang w:val="en-US"/>
-        </w:rPr>
-        <w:t xml:space="preserve">indexof </w:t>
-      </w:r>
-      <w:r>
-        <w:rPr>
-          <w:lang w:val="uk-UA"/>
-        </w:rPr>
-        <w:t>виводить перше знайдене значення в рядку.</w:t>
+        <w:t>nextLine.</w:t>
       </w:r>
     </w:p>
     <w:p>
@@ -959,100 +884,744 @@
     </w:p>
     <w:p>
       <w:pPr>
-        <w:pStyle w:val="H2"/>
-        <w:rPr/>
-      </w:pPr>
-      <w:r>
-        <w:rPr/>
-        <w:t>Загальне</w:t>
-      </w:r>
-    </w:p>
-    <w:p>
-      <w:pPr>
         <w:pStyle w:val="P1"/>
-        <w:rPr/>
-      </w:pPr>
-      <w:r>
-        <w:rPr/>
-      </w:r>
-    </w:p>
-    <w:p>
-      <w:pPr>
-        <w:pStyle w:val="Code"/>
-        <w:rPr>
-          <w:rFonts w:ascii="Courier New" w:hAnsi="Courier New"/>
-          <w:color w:val="auto"/>
-        </w:rPr>
-      </w:pPr>
-      <w:r>
-        <w:rPr>
-          <w:color w:val="auto"/>
-        </w:rPr>
-        <w:t>public class Code {</w:t>
-      </w:r>
-    </w:p>
-    <w:p>
-      <w:pPr>
-        <w:pStyle w:val="Code"/>
-        <w:rPr>
-          <w:rFonts w:ascii="Courier New" w:hAnsi="Courier New"/>
-          <w:color w:val="auto"/>
-        </w:rPr>
-      </w:pPr>
-      <w:r>
-        <w:rPr>
+        <w:rPr>
+          <w:color w:val="auto"/>
+        </w:rPr>
+      </w:pPr>
+      <w:r>
+        <w:rPr>
+          <w:color w:val="auto"/>
+        </w:rPr>
+      </w:r>
+    </w:p>
+    <w:p>
+      <w:pPr>
+        <w:pStyle w:val="Code"/>
+        <w:rPr>
+          <w:rFonts w:ascii="Courier New" w:hAnsi="Courier New"/>
+          <w:color w:val="auto"/>
+        </w:rPr>
+      </w:pPr>
+      <w:r>
+        <w:rPr>
+          <w:rFonts w:ascii="Courier New" w:hAnsi="Courier New"/>
+          <w:color w:val="auto"/>
+        </w:rPr>
+        <w:t>import java.io.File;</w:t>
+      </w:r>
+    </w:p>
+    <w:p>
+      <w:pPr>
+        <w:pStyle w:val="Code"/>
+        <w:rPr>
+          <w:rFonts w:ascii="Courier New" w:hAnsi="Courier New"/>
+          <w:color w:val="auto"/>
+        </w:rPr>
+      </w:pPr>
+      <w:r>
+        <w:rPr>
+          <w:rFonts w:ascii="Courier New" w:hAnsi="Courier New"/>
+          <w:color w:val="auto"/>
+        </w:rPr>
+        <w:t>import java.io.IOException;</w:t>
+      </w:r>
+    </w:p>
+    <w:p>
+      <w:pPr>
+        <w:pStyle w:val="Code"/>
+        <w:rPr>
+          <w:rFonts w:ascii="Courier New" w:hAnsi="Courier New"/>
+          <w:color w:val="auto"/>
+        </w:rPr>
+      </w:pPr>
+      <w:r>
+        <w:rPr>
+          <w:rFonts w:ascii="Courier New" w:hAnsi="Courier New"/>
+          <w:color w:val="auto"/>
+        </w:rPr>
+        <w:t>import java.util.ArrayList;</w:t>
+      </w:r>
+    </w:p>
+    <w:p>
+      <w:pPr>
+        <w:pStyle w:val="Code"/>
+        <w:rPr>
+          <w:rFonts w:ascii="Courier New" w:hAnsi="Courier New"/>
+          <w:color w:val="auto"/>
+        </w:rPr>
+      </w:pPr>
+      <w:r>
+        <w:rPr>
+          <w:rFonts w:ascii="Courier New" w:hAnsi="Courier New"/>
+          <w:color w:val="auto"/>
+        </w:rPr>
+        <w:t>import java.util.Collections;</w:t>
+      </w:r>
+    </w:p>
+    <w:p>
+      <w:pPr>
+        <w:pStyle w:val="Code"/>
+        <w:rPr>
+          <w:rFonts w:ascii="Courier New" w:hAnsi="Courier New"/>
+          <w:color w:val="auto"/>
+        </w:rPr>
+      </w:pPr>
+      <w:r>
+        <w:rPr>
+          <w:rFonts w:ascii="Courier New" w:hAnsi="Courier New"/>
+          <w:color w:val="auto"/>
+        </w:rPr>
+        <w:t>import java.util.LinkedHashMap;</w:t>
+      </w:r>
+    </w:p>
+    <w:p>
+      <w:pPr>
+        <w:pStyle w:val="Code"/>
+        <w:rPr>
+          <w:rFonts w:ascii="Courier New" w:hAnsi="Courier New"/>
+          <w:color w:val="auto"/>
+        </w:rPr>
+      </w:pPr>
+      <w:r>
+        <w:rPr>
+          <w:rFonts w:ascii="Courier New" w:hAnsi="Courier New"/>
+          <w:color w:val="auto"/>
+        </w:rPr>
+        <w:t>import java.util.Map;</w:t>
+      </w:r>
+    </w:p>
+    <w:p>
+      <w:pPr>
+        <w:pStyle w:val="Code"/>
+        <w:rPr>
+          <w:rFonts w:ascii="Courier New" w:hAnsi="Courier New"/>
+          <w:color w:val="auto"/>
+        </w:rPr>
+      </w:pPr>
+      <w:r>
+        <w:rPr>
+          <w:rFonts w:ascii="Courier New" w:hAnsi="Courier New"/>
+          <w:color w:val="auto"/>
+        </w:rPr>
+        <w:t>import java.util.Scanner;</w:t>
+      </w:r>
+    </w:p>
+    <w:p>
+      <w:pPr>
+        <w:pStyle w:val="Code"/>
+        <w:rPr>
+          <w:rFonts w:ascii="Courier New" w:hAnsi="Courier New"/>
+          <w:color w:val="auto"/>
+        </w:rPr>
+      </w:pPr>
+      <w:r>
+        <w:rPr>
+          <w:rFonts w:ascii="Courier New" w:hAnsi="Courier New"/>
+          <w:color w:val="auto"/>
+        </w:rPr>
+        <w:t>import java.util.Stack;</w:t>
+      </w:r>
+    </w:p>
+    <w:p>
+      <w:pPr>
+        <w:pStyle w:val="Code"/>
+        <w:rPr>
+          <w:rFonts w:ascii="Courier New" w:hAnsi="Courier New"/>
+          <w:color w:val="auto"/>
+        </w:rPr>
+      </w:pPr>
+      <w:r>
+        <w:rPr>
+          <w:rFonts w:ascii="Courier New" w:hAnsi="Courier New"/>
+          <w:color w:val="auto"/>
+        </w:rPr>
+      </w:r>
+    </w:p>
+    <w:p>
+      <w:pPr>
+        <w:pStyle w:val="Code"/>
+        <w:rPr>
+          <w:rFonts w:ascii="Courier New" w:hAnsi="Courier New"/>
+          <w:color w:val="auto"/>
+        </w:rPr>
+      </w:pPr>
+      <w:r>
+        <w:rPr>
+          <w:rFonts w:ascii="Courier New" w:hAnsi="Courier New"/>
+          <w:color w:val="auto"/>
+        </w:rPr>
+        <w:t>public class Phone {</w:t>
+      </w:r>
+    </w:p>
+    <w:p>
+      <w:pPr>
+        <w:pStyle w:val="Code"/>
+        <w:rPr>
+          <w:rFonts w:ascii="Courier New" w:hAnsi="Courier New"/>
+          <w:color w:val="auto"/>
+        </w:rPr>
+      </w:pPr>
+      <w:r>
+        <w:rPr>
+          <w:rFonts w:ascii="Courier New" w:hAnsi="Courier New"/>
+          <w:color w:val="auto"/>
+        </w:rPr>
+        <w:t xml:space="preserve">  </w:t>
+      </w:r>
+      <w:r>
+        <w:rPr>
+          <w:rFonts w:ascii="Courier New" w:hAnsi="Courier New"/>
+          <w:b w:val="false"/>
+          <w:color w:val="auto"/>
+          <w:sz w:val="21"/>
+        </w:rPr>
+        <w:t>public static void main(String[] args) {</w:t>
+      </w:r>
+    </w:p>
+    <w:p>
+      <w:pPr>
+        <w:pStyle w:val="Code"/>
+        <w:rPr>
+          <w:rFonts w:ascii="Courier New" w:hAnsi="Courier New"/>
+          <w:color w:val="auto"/>
+        </w:rPr>
+      </w:pPr>
+      <w:r>
+        <w:rPr>
+          <w:rFonts w:ascii="Courier New" w:hAnsi="Courier New"/>
           <w:color w:val="auto"/>
         </w:rPr>
         <w:t xml:space="preserve">    </w:t>
       </w:r>
       <w:r>
         <w:rPr>
-          <w:b w:val="false"/>
-          <w:color w:val="auto"/>
-          <w:sz w:val="21"/>
-        </w:rPr>
-        <w:t>static char upper(char givenCharacter) {</w:t>
-      </w:r>
-    </w:p>
-    <w:p>
-      <w:pPr>
-        <w:pStyle w:val="Code"/>
-        <w:rPr>
-          <w:rFonts w:ascii="Courier New" w:hAnsi="Courier New"/>
-          <w:color w:val="auto"/>
-        </w:rPr>
-      </w:pPr>
-      <w:r>
-        <w:rPr>
+          <w:rFonts w:ascii="Courier New" w:hAnsi="Courier New"/>
+          <w:b w:val="false"/>
+          <w:color w:val="auto"/>
+          <w:sz w:val="21"/>
+        </w:rPr>
+        <w:t>ArrayList&lt;Map&lt;String, String&gt;&gt; phones = new ArrayList&lt;Map&lt;String, String&gt;&gt;();</w:t>
+      </w:r>
+    </w:p>
+    <w:p>
+      <w:pPr>
+        <w:pStyle w:val="Code"/>
+        <w:rPr>
+          <w:rFonts w:ascii="Courier New" w:hAnsi="Courier New"/>
+          <w:color w:val="auto"/>
+        </w:rPr>
+      </w:pPr>
+      <w:r>
+        <w:rPr>
+          <w:rFonts w:ascii="Courier New" w:hAnsi="Courier New"/>
+          <w:color w:val="auto"/>
+        </w:rPr>
+        <w:t xml:space="preserve">    </w:t>
+      </w:r>
+      <w:r>
+        <w:rPr>
+          <w:rFonts w:ascii="Courier New" w:hAnsi="Courier New"/>
+          <w:b w:val="false"/>
+          <w:color w:val="auto"/>
+          <w:sz w:val="21"/>
+        </w:rPr>
+        <w:t>try {</w:t>
+      </w:r>
+    </w:p>
+    <w:p>
+      <w:pPr>
+        <w:pStyle w:val="Code"/>
+        <w:rPr>
+          <w:rFonts w:ascii="Courier New" w:hAnsi="Courier New"/>
+          <w:color w:val="auto"/>
+        </w:rPr>
+      </w:pPr>
+      <w:r>
+        <w:rPr>
+          <w:rFonts w:ascii="Courier New" w:hAnsi="Courier New"/>
+          <w:color w:val="auto"/>
+        </w:rPr>
+        <w:t xml:space="preserve">      </w:t>
+      </w:r>
+      <w:r>
+        <w:rPr>
+          <w:rFonts w:ascii="Courier New" w:hAnsi="Courier New"/>
+          <w:b w:val="false"/>
+          <w:color w:val="auto"/>
+          <w:sz w:val="21"/>
+        </w:rPr>
+        <w:t>File file = new File("phones.txt");</w:t>
+      </w:r>
+    </w:p>
+    <w:p>
+      <w:pPr>
+        <w:pStyle w:val="Code"/>
+        <w:rPr>
+          <w:rFonts w:ascii="Courier New" w:hAnsi="Courier New"/>
+          <w:color w:val="auto"/>
+        </w:rPr>
+      </w:pPr>
+      <w:r>
+        <w:rPr>
+          <w:rFonts w:ascii="Courier New" w:hAnsi="Courier New"/>
+          <w:color w:val="auto"/>
+        </w:rPr>
+        <w:t xml:space="preserve">      </w:t>
+      </w:r>
+      <w:r>
+        <w:rPr>
+          <w:rFonts w:ascii="Courier New" w:hAnsi="Courier New"/>
+          <w:b w:val="false"/>
+          <w:color w:val="auto"/>
+          <w:sz w:val="21"/>
+        </w:rPr>
+        <w:t>Scanner scanner = new Scanner(file);</w:t>
+      </w:r>
+    </w:p>
+    <w:p>
+      <w:pPr>
+        <w:pStyle w:val="Code"/>
+        <w:rPr>
+          <w:rFonts w:ascii="Courier New" w:hAnsi="Courier New"/>
+          <w:color w:val="auto"/>
+        </w:rPr>
+      </w:pPr>
+      <w:r>
+        <w:rPr>
+          <w:rFonts w:ascii="Courier New" w:hAnsi="Courier New"/>
+          <w:color w:val="auto"/>
+        </w:rPr>
+        <w:t xml:space="preserve">      </w:t>
+      </w:r>
+      <w:r>
+        <w:rPr>
+          <w:rFonts w:ascii="Courier New" w:hAnsi="Courier New"/>
+          <w:b w:val="false"/>
+          <w:color w:val="auto"/>
+          <w:sz w:val="21"/>
+        </w:rPr>
+        <w:t>while (scanner.hasNextLine()) {</w:t>
+      </w:r>
+    </w:p>
+    <w:p>
+      <w:pPr>
+        <w:pStyle w:val="Code"/>
+        <w:rPr>
+          <w:rFonts w:ascii="Courier New" w:hAnsi="Courier New"/>
+          <w:color w:val="auto"/>
+        </w:rPr>
+      </w:pPr>
+      <w:r>
+        <w:rPr>
+          <w:rFonts w:ascii="Courier New" w:hAnsi="Courier New"/>
           <w:color w:val="auto"/>
         </w:rPr>
         <w:t xml:space="preserve">        </w:t>
       </w:r>
       <w:r>
         <w:rPr>
-          <w:b w:val="false"/>
-          <w:color w:val="auto"/>
-          <w:sz w:val="21"/>
-        </w:rPr>
-        <w:t>return Character.toUpperCase(givenCharacter);</w:t>
-      </w:r>
-    </w:p>
-    <w:p>
-      <w:pPr>
-        <w:pStyle w:val="Code"/>
-        <w:rPr>
-          <w:rFonts w:ascii="Courier New" w:hAnsi="Courier New"/>
-          <w:color w:val="auto"/>
-        </w:rPr>
-      </w:pPr>
-      <w:r>
-        <w:rPr>
+          <w:rFonts w:ascii="Courier New" w:hAnsi="Courier New"/>
+          <w:b w:val="false"/>
+          <w:color w:val="auto"/>
+          <w:sz w:val="21"/>
+        </w:rPr>
+        <w:t>String[] values = scanner.nextLine().split(",");</w:t>
+      </w:r>
+    </w:p>
+    <w:p>
+      <w:pPr>
+        <w:pStyle w:val="Code"/>
+        <w:rPr>
+          <w:rFonts w:ascii="Courier New" w:hAnsi="Courier New"/>
+          <w:color w:val="auto"/>
+        </w:rPr>
+      </w:pPr>
+      <w:r>
+        <w:rPr>
+          <w:rFonts w:ascii="Courier New" w:hAnsi="Courier New"/>
+          <w:color w:val="auto"/>
+        </w:rPr>
+        <w:t xml:space="preserve">        </w:t>
+      </w:r>
+      <w:r>
+        <w:rPr>
+          <w:rFonts w:ascii="Courier New" w:hAnsi="Courier New"/>
+          <w:b w:val="false"/>
+          <w:color w:val="auto"/>
+          <w:sz w:val="21"/>
+        </w:rPr>
+        <w:t>Map&lt;String, String&gt; phone = new LinkedHashMap&lt;&gt;();</w:t>
+      </w:r>
+    </w:p>
+    <w:p>
+      <w:pPr>
+        <w:pStyle w:val="Code"/>
+        <w:rPr>
+          <w:rFonts w:ascii="Courier New" w:hAnsi="Courier New"/>
+          <w:color w:val="auto"/>
+        </w:rPr>
+      </w:pPr>
+      <w:r>
+        <w:rPr>
+          <w:rFonts w:ascii="Courier New" w:hAnsi="Courier New"/>
+          <w:color w:val="auto"/>
+        </w:rPr>
+        <w:t xml:space="preserve">        </w:t>
+      </w:r>
+      <w:r>
+        <w:rPr>
+          <w:rFonts w:ascii="Courier New" w:hAnsi="Courier New"/>
+          <w:b w:val="false"/>
+          <w:color w:val="auto"/>
+          <w:sz w:val="21"/>
+        </w:rPr>
+        <w:t>phone.put("id", values[0]);</w:t>
+      </w:r>
+    </w:p>
+    <w:p>
+      <w:pPr>
+        <w:pStyle w:val="Code"/>
+        <w:rPr>
+          <w:rFonts w:ascii="Courier New" w:hAnsi="Courier New"/>
+          <w:color w:val="auto"/>
+        </w:rPr>
+      </w:pPr>
+      <w:r>
+        <w:rPr>
+          <w:rFonts w:ascii="Courier New" w:hAnsi="Courier New"/>
+          <w:color w:val="auto"/>
+        </w:rPr>
+        <w:t xml:space="preserve">        </w:t>
+      </w:r>
+      <w:r>
+        <w:rPr>
+          <w:rFonts w:ascii="Courier New" w:hAnsi="Courier New"/>
+          <w:b w:val="false"/>
+          <w:color w:val="auto"/>
+          <w:sz w:val="21"/>
+        </w:rPr>
+        <w:t>phone.put("surname", values[1]);</w:t>
+      </w:r>
+    </w:p>
+    <w:p>
+      <w:pPr>
+        <w:pStyle w:val="Code"/>
+        <w:rPr>
+          <w:rFonts w:ascii="Courier New" w:hAnsi="Courier New"/>
+          <w:color w:val="auto"/>
+        </w:rPr>
+      </w:pPr>
+      <w:r>
+        <w:rPr>
+          <w:rFonts w:ascii="Courier New" w:hAnsi="Courier New"/>
+          <w:color w:val="auto"/>
+        </w:rPr>
+        <w:t xml:space="preserve">        </w:t>
+      </w:r>
+      <w:r>
+        <w:rPr>
+          <w:rFonts w:ascii="Courier New" w:hAnsi="Courier New"/>
+          <w:b w:val="false"/>
+          <w:color w:val="auto"/>
+          <w:sz w:val="21"/>
+        </w:rPr>
+        <w:t>phone.put("name", values[2]);</w:t>
+      </w:r>
+    </w:p>
+    <w:p>
+      <w:pPr>
+        <w:pStyle w:val="Code"/>
+        <w:rPr>
+          <w:rFonts w:ascii="Courier New" w:hAnsi="Courier New"/>
+          <w:color w:val="auto"/>
+        </w:rPr>
+      </w:pPr>
+      <w:r>
+        <w:rPr>
+          <w:rFonts w:ascii="Courier New" w:hAnsi="Courier New"/>
+          <w:color w:val="auto"/>
+        </w:rPr>
+        <w:t xml:space="preserve">        </w:t>
+      </w:r>
+      <w:r>
+        <w:rPr>
+          <w:rFonts w:ascii="Courier New" w:hAnsi="Courier New"/>
+          <w:b w:val="false"/>
+          <w:color w:val="auto"/>
+          <w:sz w:val="21"/>
+        </w:rPr>
+        <w:t>phone.put("middleName", values[3]);</w:t>
+      </w:r>
+    </w:p>
+    <w:p>
+      <w:pPr>
+        <w:pStyle w:val="Code"/>
+        <w:rPr>
+          <w:rFonts w:ascii="Courier New" w:hAnsi="Courier New"/>
+          <w:color w:val="auto"/>
+        </w:rPr>
+      </w:pPr>
+      <w:r>
+        <w:rPr>
+          <w:rFonts w:ascii="Courier New" w:hAnsi="Courier New"/>
+          <w:color w:val="auto"/>
+        </w:rPr>
+        <w:t xml:space="preserve">        </w:t>
+      </w:r>
+      <w:r>
+        <w:rPr>
+          <w:rFonts w:ascii="Courier New" w:hAnsi="Courier New"/>
+          <w:b w:val="false"/>
+          <w:color w:val="auto"/>
+          <w:sz w:val="21"/>
+        </w:rPr>
+        <w:t>phone.put("address", values[4]);</w:t>
+      </w:r>
+    </w:p>
+    <w:p>
+      <w:pPr>
+        <w:pStyle w:val="Code"/>
+        <w:rPr>
+          <w:rFonts w:ascii="Courier New" w:hAnsi="Courier New"/>
+          <w:color w:val="auto"/>
+        </w:rPr>
+      </w:pPr>
+      <w:r>
+        <w:rPr>
+          <w:rFonts w:ascii="Courier New" w:hAnsi="Courier New"/>
+          <w:color w:val="auto"/>
+        </w:rPr>
+        <w:t xml:space="preserve">        </w:t>
+      </w:r>
+      <w:r>
+        <w:rPr>
+          <w:rFonts w:ascii="Courier New" w:hAnsi="Courier New"/>
+          <w:b w:val="false"/>
+          <w:color w:val="auto"/>
+          <w:sz w:val="21"/>
+        </w:rPr>
+        <w:t>phone.put("cardNumber", values[5]);</w:t>
+      </w:r>
+    </w:p>
+    <w:p>
+      <w:pPr>
+        <w:pStyle w:val="Code"/>
+        <w:rPr>
+          <w:rFonts w:ascii="Courier New" w:hAnsi="Courier New"/>
+          <w:color w:val="auto"/>
+        </w:rPr>
+      </w:pPr>
+      <w:r>
+        <w:rPr>
+          <w:rFonts w:ascii="Courier New" w:hAnsi="Courier New"/>
+          <w:color w:val="auto"/>
+        </w:rPr>
+        <w:t xml:space="preserve">        </w:t>
+      </w:r>
+      <w:r>
+        <w:rPr>
+          <w:rFonts w:ascii="Courier New" w:hAnsi="Courier New"/>
+          <w:b w:val="false"/>
+          <w:color w:val="auto"/>
+          <w:sz w:val="21"/>
+        </w:rPr>
+        <w:t>phone.put("debit", values[6]);</w:t>
+      </w:r>
+    </w:p>
+    <w:p>
+      <w:pPr>
+        <w:pStyle w:val="Code"/>
+        <w:rPr>
+          <w:rFonts w:ascii="Courier New" w:hAnsi="Courier New"/>
+          <w:color w:val="auto"/>
+        </w:rPr>
+      </w:pPr>
+      <w:r>
+        <w:rPr>
+          <w:rFonts w:ascii="Courier New" w:hAnsi="Courier New"/>
+          <w:color w:val="auto"/>
+        </w:rPr>
+        <w:t xml:space="preserve">        </w:t>
+      </w:r>
+      <w:r>
+        <w:rPr>
+          <w:rFonts w:ascii="Courier New" w:hAnsi="Courier New"/>
+          <w:b w:val="false"/>
+          <w:color w:val="auto"/>
+          <w:sz w:val="21"/>
+        </w:rPr>
+        <w:t>phone.put("credit", values[7]);</w:t>
+      </w:r>
+    </w:p>
+    <w:p>
+      <w:pPr>
+        <w:pStyle w:val="Code"/>
+        <w:rPr>
+          <w:rFonts w:ascii="Courier New" w:hAnsi="Courier New"/>
+          <w:color w:val="auto"/>
+        </w:rPr>
+      </w:pPr>
+      <w:r>
+        <w:rPr>
+          <w:rFonts w:ascii="Courier New" w:hAnsi="Courier New"/>
+          <w:color w:val="auto"/>
+        </w:rPr>
+        <w:t xml:space="preserve">        </w:t>
+      </w:r>
+      <w:r>
+        <w:rPr>
+          <w:rFonts w:ascii="Courier New" w:hAnsi="Courier New"/>
+          <w:b w:val="false"/>
+          <w:color w:val="auto"/>
+          <w:sz w:val="21"/>
+        </w:rPr>
+        <w:t>phone.put("cityTime", values[8]);</w:t>
+      </w:r>
+    </w:p>
+    <w:p>
+      <w:pPr>
+        <w:pStyle w:val="Code"/>
+        <w:rPr>
+          <w:rFonts w:ascii="Courier New" w:hAnsi="Courier New"/>
+          <w:color w:val="auto"/>
+        </w:rPr>
+      </w:pPr>
+      <w:r>
+        <w:rPr>
+          <w:rFonts w:ascii="Courier New" w:hAnsi="Courier New"/>
+          <w:color w:val="auto"/>
+        </w:rPr>
+        <w:t xml:space="preserve">        </w:t>
+      </w:r>
+      <w:r>
+        <w:rPr>
+          <w:rFonts w:ascii="Courier New" w:hAnsi="Courier New"/>
+          <w:b w:val="false"/>
+          <w:color w:val="auto"/>
+          <w:sz w:val="21"/>
+        </w:rPr>
+        <w:t>phone.put("interTime", values[9]);</w:t>
+      </w:r>
+    </w:p>
+    <w:p>
+      <w:pPr>
+        <w:pStyle w:val="Code"/>
+        <w:rPr>
+          <w:rFonts w:ascii="Courier New" w:hAnsi="Courier New"/>
+          <w:color w:val="auto"/>
+        </w:rPr>
+      </w:pPr>
+      <w:r>
+        <w:rPr>
+          <w:rFonts w:ascii="Courier New" w:hAnsi="Courier New"/>
+          <w:color w:val="auto"/>
+        </w:rPr>
+        <w:t xml:space="preserve">        </w:t>
+      </w:r>
+      <w:r>
+        <w:rPr>
+          <w:rFonts w:ascii="Courier New" w:hAnsi="Courier New"/>
+          <w:b w:val="false"/>
+          <w:color w:val="auto"/>
+          <w:sz w:val="21"/>
+        </w:rPr>
+        <w:t>phones.add(phone);</w:t>
+      </w:r>
+    </w:p>
+    <w:p>
+      <w:pPr>
+        <w:pStyle w:val="Code"/>
+        <w:rPr>
+          <w:rFonts w:ascii="Courier New" w:hAnsi="Courier New"/>
+          <w:color w:val="auto"/>
+        </w:rPr>
+      </w:pPr>
+      <w:r>
+        <w:rPr>
+          <w:rFonts w:ascii="Courier New" w:hAnsi="Courier New"/>
+          <w:color w:val="auto"/>
+        </w:rPr>
+        <w:t xml:space="preserve">      </w:t>
+      </w:r>
+      <w:r>
+        <w:rPr>
+          <w:rFonts w:ascii="Courier New" w:hAnsi="Courier New"/>
+          <w:b w:val="false"/>
+          <w:color w:val="auto"/>
+          <w:sz w:val="21"/>
+        </w:rPr>
+        <w:t>}</w:t>
+      </w:r>
+    </w:p>
+    <w:p>
+      <w:pPr>
+        <w:pStyle w:val="Code"/>
+        <w:rPr>
+          <w:rFonts w:ascii="Courier New" w:hAnsi="Courier New"/>
+          <w:color w:val="auto"/>
+        </w:rPr>
+      </w:pPr>
+      <w:r>
+        <w:rPr>
+          <w:rFonts w:ascii="Courier New" w:hAnsi="Courier New"/>
           <w:color w:val="auto"/>
         </w:rPr>
         <w:t xml:space="preserve">    </w:t>
       </w:r>
       <w:r>
         <w:rPr>
+          <w:rFonts w:ascii="Courier New" w:hAnsi="Courier New"/>
+          <w:b w:val="false"/>
+          <w:color w:val="auto"/>
+          <w:sz w:val="21"/>
+        </w:rPr>
+        <w:t>} catch (IOException e) {</w:t>
+      </w:r>
+    </w:p>
+    <w:p>
+      <w:pPr>
+        <w:pStyle w:val="Code"/>
+        <w:rPr>
+          <w:rFonts w:ascii="Courier New" w:hAnsi="Courier New"/>
+          <w:color w:val="auto"/>
+        </w:rPr>
+      </w:pPr>
+      <w:r>
+        <w:rPr>
+          <w:rFonts w:ascii="Courier New" w:hAnsi="Courier New"/>
+          <w:color w:val="auto"/>
+        </w:rPr>
+        <w:t xml:space="preserve">      </w:t>
+      </w:r>
+      <w:r>
+        <w:rPr>
+          <w:rFonts w:ascii="Courier New" w:hAnsi="Courier New"/>
+          <w:b w:val="false"/>
+          <w:color w:val="auto"/>
+          <w:sz w:val="21"/>
+        </w:rPr>
+        <w:t>e.printStackTrace();</w:t>
+      </w:r>
+    </w:p>
+    <w:p>
+      <w:pPr>
+        <w:pStyle w:val="Code"/>
+        <w:rPr>
+          <w:rFonts w:ascii="Courier New" w:hAnsi="Courier New"/>
+          <w:color w:val="auto"/>
+        </w:rPr>
+      </w:pPr>
+      <w:r>
+        <w:rPr>
+          <w:rFonts w:ascii="Courier New" w:hAnsi="Courier New"/>
+          <w:color w:val="auto"/>
+        </w:rPr>
+        <w:t xml:space="preserve">    </w:t>
+      </w:r>
+      <w:r>
+        <w:rPr>
+          <w:rFonts w:ascii="Courier New" w:hAnsi="Courier New"/>
           <w:b w:val="false"/>
           <w:color w:val="auto"/>
           <w:sz w:val="21"/>
@@ -1070,72 +1639,204 @@
       </w:pPr>
       <w:r>
         <w:rPr>
-          <w:color w:val="auto"/>
-        </w:rPr>
-      </w:r>
-    </w:p>
-    <w:p>
-      <w:pPr>
-        <w:pStyle w:val="Code"/>
-        <w:rPr>
-          <w:rFonts w:ascii="Courier New" w:hAnsi="Courier New"/>
-          <w:color w:val="auto"/>
-        </w:rPr>
-      </w:pPr>
-      <w:r>
-        <w:rPr>
+          <w:rFonts w:ascii="Courier New" w:hAnsi="Courier New"/>
+          <w:color w:val="auto"/>
+        </w:rPr>
+      </w:r>
+    </w:p>
+    <w:p>
+      <w:pPr>
+        <w:pStyle w:val="Code"/>
+        <w:rPr>
+          <w:rFonts w:ascii="Courier New" w:hAnsi="Courier New"/>
+          <w:color w:val="auto"/>
+        </w:rPr>
+      </w:pPr>
+      <w:r>
+        <w:rPr>
+          <w:rFonts w:ascii="Courier New" w:hAnsi="Courier New"/>
           <w:color w:val="auto"/>
         </w:rPr>
         <w:t xml:space="preserve">    </w:t>
       </w:r>
       <w:r>
         <w:rPr>
-          <w:b w:val="false"/>
-          <w:color w:val="auto"/>
-          <w:sz w:val="21"/>
-        </w:rPr>
-        <w:t>static char lower(char givenCharacter) {</w:t>
-      </w:r>
-    </w:p>
-    <w:p>
-      <w:pPr>
-        <w:pStyle w:val="Code"/>
-        <w:rPr>
-          <w:rFonts w:ascii="Courier New" w:hAnsi="Courier New"/>
-          <w:color w:val="auto"/>
-        </w:rPr>
-      </w:pPr>
-      <w:r>
-        <w:rPr>
+          <w:rFonts w:ascii="Courier New" w:hAnsi="Courier New"/>
+          <w:b w:val="false"/>
+          <w:color w:val="auto"/>
+          <w:sz w:val="21"/>
+        </w:rPr>
+        <w:t>Integer cityTime = 50;</w:t>
+      </w:r>
+    </w:p>
+    <w:p>
+      <w:pPr>
+        <w:pStyle w:val="Code"/>
+        <w:rPr>
+          <w:rFonts w:ascii="Courier New" w:hAnsi="Courier New"/>
+          <w:color w:val="auto"/>
+        </w:rPr>
+      </w:pPr>
+      <w:r>
+        <w:rPr>
+          <w:rFonts w:ascii="Courier New" w:hAnsi="Courier New"/>
+          <w:color w:val="auto"/>
+        </w:rPr>
+        <w:t xml:space="preserve">    </w:t>
+      </w:r>
+      <w:r>
+        <w:rPr>
+          <w:rFonts w:ascii="Courier New" w:hAnsi="Courier New"/>
+          <w:b w:val="false"/>
+          <w:color w:val="auto"/>
+          <w:sz w:val="21"/>
+        </w:rPr>
+        <w:t>System.out.println("\nCustomers with inner city time of more than " + cityTime + ": ");</w:t>
+      </w:r>
+    </w:p>
+    <w:p>
+      <w:pPr>
+        <w:pStyle w:val="Code"/>
+        <w:rPr>
+          <w:rFonts w:ascii="Courier New" w:hAnsi="Courier New"/>
+          <w:color w:val="auto"/>
+        </w:rPr>
+      </w:pPr>
+      <w:r>
+        <w:rPr>
+          <w:rFonts w:ascii="Courier New" w:hAnsi="Courier New"/>
+          <w:color w:val="auto"/>
+        </w:rPr>
+        <w:t xml:space="preserve">    </w:t>
+      </w:r>
+      <w:r>
+        <w:rPr>
+          <w:rFonts w:ascii="Courier New" w:hAnsi="Courier New"/>
+          <w:b w:val="false"/>
+          <w:color w:val="auto"/>
+          <w:sz w:val="21"/>
+        </w:rPr>
+        <w:t>for (Map&lt;String, String&gt; map : phones) {</w:t>
+      </w:r>
+    </w:p>
+    <w:p>
+      <w:pPr>
+        <w:pStyle w:val="Code"/>
+        <w:rPr>
+          <w:rFonts w:ascii="Courier New" w:hAnsi="Courier New"/>
+          <w:color w:val="auto"/>
+        </w:rPr>
+      </w:pPr>
+      <w:r>
+        <w:rPr>
+          <w:rFonts w:ascii="Courier New" w:hAnsi="Courier New"/>
+          <w:color w:val="auto"/>
+        </w:rPr>
+        <w:t xml:space="preserve">      </w:t>
+      </w:r>
+      <w:r>
+        <w:rPr>
+          <w:rFonts w:ascii="Courier New" w:hAnsi="Courier New"/>
+          <w:b w:val="false"/>
+          <w:color w:val="auto"/>
+          <w:sz w:val="21"/>
+        </w:rPr>
+        <w:t>if (Integer.parseInt(map.get("cityTime")) &lt;= cityTime)</w:t>
+      </w:r>
+    </w:p>
+    <w:p>
+      <w:pPr>
+        <w:pStyle w:val="Code"/>
+        <w:rPr>
+          <w:rFonts w:ascii="Courier New" w:hAnsi="Courier New"/>
+          <w:color w:val="auto"/>
+        </w:rPr>
+      </w:pPr>
+      <w:r>
+        <w:rPr>
+          <w:rFonts w:ascii="Courier New" w:hAnsi="Courier New"/>
           <w:color w:val="auto"/>
         </w:rPr>
         <w:t xml:space="preserve">        </w:t>
       </w:r>
       <w:r>
         <w:rPr>
-          <w:b w:val="false"/>
-          <w:color w:val="auto"/>
-          <w:sz w:val="21"/>
-        </w:rPr>
-        <w:t>return Character.toLowerCase(givenCharacter);</w:t>
-      </w:r>
-    </w:p>
-    <w:p>
-      <w:pPr>
-        <w:pStyle w:val="Code"/>
-        <w:rPr>
-          <w:rFonts w:ascii="Courier New" w:hAnsi="Courier New"/>
-          <w:color w:val="auto"/>
-        </w:rPr>
-      </w:pPr>
-      <w:r>
-        <w:rPr>
+          <w:rFonts w:ascii="Courier New" w:hAnsi="Courier New"/>
+          <w:b w:val="false"/>
+          <w:color w:val="auto"/>
+          <w:sz w:val="21"/>
+        </w:rPr>
+        <w:t>continue;</w:t>
+      </w:r>
+    </w:p>
+    <w:p>
+      <w:pPr>
+        <w:pStyle w:val="Code"/>
+        <w:rPr>
+          <w:rFonts w:ascii="Courier New" w:hAnsi="Courier New"/>
+          <w:color w:val="auto"/>
+        </w:rPr>
+      </w:pPr>
+      <w:r>
+        <w:rPr>
+          <w:rFonts w:ascii="Courier New" w:hAnsi="Courier New"/>
+          <w:color w:val="auto"/>
+        </w:rPr>
+        <w:t xml:space="preserve">      </w:t>
+      </w:r>
+      <w:r>
+        <w:rPr>
+          <w:rFonts w:ascii="Courier New" w:hAnsi="Courier New"/>
+          <w:b w:val="false"/>
+          <w:color w:val="auto"/>
+          <w:sz w:val="21"/>
+        </w:rPr>
+        <w:t>System.out.println("- " + map.get("name") + " from " + map.get("address") + " with credit card number of "</w:t>
+      </w:r>
+    </w:p>
+    <w:p>
+      <w:pPr>
+        <w:pStyle w:val="Code"/>
+        <w:rPr>
+          <w:rFonts w:ascii="Courier New" w:hAnsi="Courier New"/>
+          <w:color w:val="auto"/>
+        </w:rPr>
+      </w:pPr>
+      <w:r>
+        <w:rPr>
+          <w:rFonts w:ascii="Courier New" w:hAnsi="Courier New"/>
+          <w:color w:val="auto"/>
+        </w:rPr>
+        <w:t xml:space="preserve">          </w:t>
+      </w:r>
+      <w:r>
+        <w:rPr>
+          <w:rFonts w:ascii="Courier New" w:hAnsi="Courier New"/>
+          <w:b w:val="false"/>
+          <w:color w:val="auto"/>
+          <w:sz w:val="21"/>
+        </w:rPr>
+        <w:t>+ map.get("cardNumber") + " has inner city limit of " + map.get("cityTime"));</w:t>
+      </w:r>
+    </w:p>
+    <w:p>
+      <w:pPr>
+        <w:pStyle w:val="Code"/>
+        <w:rPr>
+          <w:rFonts w:ascii="Courier New" w:hAnsi="Courier New"/>
+          <w:color w:val="auto"/>
+        </w:rPr>
+      </w:pPr>
+      <w:r>
+        <w:rPr>
+          <w:rFonts w:ascii="Courier New" w:hAnsi="Courier New"/>
           <w:color w:val="auto"/>
         </w:rPr>
         <w:t xml:space="preserve">    </w:t>
       </w:r>
       <w:r>
         <w:rPr>
+          <w:rFonts w:ascii="Courier New" w:hAnsi="Courier New"/>
           <w:b w:val="false"/>
           <w:color w:val="auto"/>
           <w:sz w:val="21"/>
@@ -1153,72 +1854,179 @@
       </w:pPr>
       <w:r>
         <w:rPr>
-          <w:color w:val="auto"/>
-        </w:rPr>
-      </w:r>
-    </w:p>
-    <w:p>
-      <w:pPr>
-        <w:pStyle w:val="Code"/>
-        <w:rPr>
-          <w:rFonts w:ascii="Courier New" w:hAnsi="Courier New"/>
-          <w:color w:val="auto"/>
-        </w:rPr>
-      </w:pPr>
-      <w:r>
-        <w:rPr>
+          <w:rFonts w:ascii="Courier New" w:hAnsi="Courier New"/>
+          <w:color w:val="auto"/>
+        </w:rPr>
+      </w:r>
+    </w:p>
+    <w:p>
+      <w:pPr>
+        <w:pStyle w:val="Code"/>
+        <w:rPr>
+          <w:rFonts w:ascii="Courier New" w:hAnsi="Courier New"/>
+          <w:color w:val="auto"/>
+        </w:rPr>
+      </w:pPr>
+      <w:r>
+        <w:rPr>
+          <w:rFonts w:ascii="Courier New" w:hAnsi="Courier New"/>
           <w:color w:val="auto"/>
         </w:rPr>
         <w:t xml:space="preserve">    </w:t>
       </w:r>
       <w:r>
         <w:rPr>
-          <w:b w:val="false"/>
-          <w:color w:val="auto"/>
-          <w:sz w:val="21"/>
-        </w:rPr>
-        <w:t>static char convert(char givenCharacter) {</w:t>
-      </w:r>
-    </w:p>
-    <w:p>
-      <w:pPr>
-        <w:pStyle w:val="Code"/>
-        <w:rPr>
-          <w:rFonts w:ascii="Courier New" w:hAnsi="Courier New"/>
-          <w:color w:val="auto"/>
-        </w:rPr>
-      </w:pPr>
-      <w:r>
-        <w:rPr>
+          <w:rFonts w:ascii="Courier New" w:hAnsi="Courier New"/>
+          <w:b w:val="false"/>
+          <w:color w:val="auto"/>
+          <w:sz w:val="21"/>
+        </w:rPr>
+        <w:t>System.out.println("\nCustomers who used intercity time:");</w:t>
+      </w:r>
+    </w:p>
+    <w:p>
+      <w:pPr>
+        <w:pStyle w:val="Code"/>
+        <w:rPr>
+          <w:rFonts w:ascii="Courier New" w:hAnsi="Courier New"/>
+          <w:color w:val="auto"/>
+        </w:rPr>
+      </w:pPr>
+      <w:r>
+        <w:rPr>
+          <w:rFonts w:ascii="Courier New" w:hAnsi="Courier New"/>
+          <w:color w:val="auto"/>
+        </w:rPr>
+        <w:t xml:space="preserve">    </w:t>
+      </w:r>
+      <w:r>
+        <w:rPr>
+          <w:rFonts w:ascii="Courier New" w:hAnsi="Courier New"/>
+          <w:b w:val="false"/>
+          <w:color w:val="auto"/>
+          <w:sz w:val="21"/>
+        </w:rPr>
+        <w:t>for (Map&lt;String, String&gt; map : phones) {</w:t>
+      </w:r>
+    </w:p>
+    <w:p>
+      <w:pPr>
+        <w:pStyle w:val="Code"/>
+        <w:rPr>
+          <w:rFonts w:ascii="Courier New" w:hAnsi="Courier New"/>
+          <w:color w:val="auto"/>
+        </w:rPr>
+      </w:pPr>
+      <w:r>
+        <w:rPr>
+          <w:rFonts w:ascii="Courier New" w:hAnsi="Courier New"/>
+          <w:color w:val="auto"/>
+        </w:rPr>
+        <w:t xml:space="preserve">      </w:t>
+      </w:r>
+      <w:r>
+        <w:rPr>
+          <w:rFonts w:ascii="Courier New" w:hAnsi="Courier New"/>
+          <w:b w:val="false"/>
+          <w:color w:val="auto"/>
+          <w:sz w:val="21"/>
+        </w:rPr>
+        <w:t>if (Integer.parseInt(map.get("interTime")) &lt;= 0)</w:t>
+      </w:r>
+    </w:p>
+    <w:p>
+      <w:pPr>
+        <w:pStyle w:val="Code"/>
+        <w:rPr>
+          <w:rFonts w:ascii="Courier New" w:hAnsi="Courier New"/>
+          <w:color w:val="auto"/>
+        </w:rPr>
+      </w:pPr>
+      <w:r>
+        <w:rPr>
+          <w:rFonts w:ascii="Courier New" w:hAnsi="Courier New"/>
           <w:color w:val="auto"/>
         </w:rPr>
         <w:t xml:space="preserve">        </w:t>
       </w:r>
       <w:r>
         <w:rPr>
-          <w:b w:val="false"/>
-          <w:color w:val="auto"/>
-          <w:sz w:val="21"/>
-        </w:rPr>
-        <w:t>return givenCharacter == lower(givenCharacter) ? upper(givenCharacter) : lower(givenCharacter);</w:t>
-      </w:r>
-    </w:p>
-    <w:p>
-      <w:pPr>
-        <w:pStyle w:val="Code"/>
-        <w:rPr>
-          <w:rFonts w:ascii="Courier New" w:hAnsi="Courier New"/>
-          <w:color w:val="auto"/>
-        </w:rPr>
-      </w:pPr>
-      <w:r>
-        <w:rPr>
+          <w:rFonts w:ascii="Courier New" w:hAnsi="Courier New"/>
+          <w:b w:val="false"/>
+          <w:color w:val="auto"/>
+          <w:sz w:val="21"/>
+        </w:rPr>
+        <w:t>continue;</w:t>
+      </w:r>
+    </w:p>
+    <w:p>
+      <w:pPr>
+        <w:pStyle w:val="Code"/>
+        <w:rPr>
+          <w:rFonts w:ascii="Courier New" w:hAnsi="Courier New"/>
+          <w:color w:val="auto"/>
+        </w:rPr>
+      </w:pPr>
+      <w:r>
+        <w:rPr>
+          <w:rFonts w:ascii="Courier New" w:hAnsi="Courier New"/>
+          <w:color w:val="auto"/>
+        </w:rPr>
+        <w:t xml:space="preserve">      </w:t>
+      </w:r>
+      <w:r>
+        <w:rPr>
+          <w:rFonts w:ascii="Courier New" w:hAnsi="Courier New"/>
+          <w:b w:val="false"/>
+          <w:color w:val="auto"/>
+          <w:sz w:val="21"/>
+        </w:rPr>
+        <w:t>System.out.println(</w:t>
+      </w:r>
+    </w:p>
+    <w:p>
+      <w:pPr>
+        <w:pStyle w:val="Code"/>
+        <w:rPr>
+          <w:rFonts w:ascii="Courier New" w:hAnsi="Courier New"/>
+          <w:color w:val="auto"/>
+        </w:rPr>
+      </w:pPr>
+      <w:r>
+        <w:rPr>
+          <w:rFonts w:ascii="Courier New" w:hAnsi="Courier New"/>
+          <w:color w:val="auto"/>
+        </w:rPr>
+        <w:t xml:space="preserve">          </w:t>
+      </w:r>
+      <w:r>
+        <w:rPr>
+          <w:rFonts w:ascii="Courier New" w:hAnsi="Courier New"/>
+          <w:b w:val="false"/>
+          <w:color w:val="auto"/>
+          <w:sz w:val="21"/>
+        </w:rPr>
+        <w:t>"- " + map.get("surname") + " " + map.get("name") + " used " + map.get("interTime") + " intercity minutes");</w:t>
+      </w:r>
+    </w:p>
+    <w:p>
+      <w:pPr>
+        <w:pStyle w:val="Code"/>
+        <w:rPr>
+          <w:rFonts w:ascii="Courier New" w:hAnsi="Courier New"/>
+          <w:color w:val="auto"/>
+        </w:rPr>
+      </w:pPr>
+      <w:r>
+        <w:rPr>
+          <w:rFonts w:ascii="Courier New" w:hAnsi="Courier New"/>
           <w:color w:val="auto"/>
         </w:rPr>
         <w:t xml:space="preserve">    </w:t>
       </w:r>
       <w:r>
         <w:rPr>
+          <w:rFonts w:ascii="Courier New" w:hAnsi="Courier New"/>
           <w:b w:val="false"/>
           <w:color w:val="auto"/>
           <w:sz w:val="21"/>
@@ -1236,270 +2044,204 @@
       </w:pPr>
       <w:r>
         <w:rPr>
-          <w:color w:val="auto"/>
-        </w:rPr>
-      </w:r>
-    </w:p>
-    <w:p>
-      <w:pPr>
-        <w:pStyle w:val="Code"/>
-        <w:rPr>
-          <w:rFonts w:ascii="Courier New" w:hAnsi="Courier New"/>
-          <w:color w:val="auto"/>
-        </w:rPr>
-      </w:pPr>
-      <w:r>
-        <w:rPr>
+          <w:rFonts w:ascii="Courier New" w:hAnsi="Courier New"/>
+          <w:color w:val="auto"/>
+        </w:rPr>
+      </w:r>
+    </w:p>
+    <w:p>
+      <w:pPr>
+        <w:pStyle w:val="Code"/>
+        <w:rPr>
+          <w:rFonts w:ascii="Courier New" w:hAnsi="Courier New"/>
+          <w:color w:val="auto"/>
+        </w:rPr>
+      </w:pPr>
+      <w:r>
+        <w:rPr>
+          <w:rFonts w:ascii="Courier New" w:hAnsi="Courier New"/>
           <w:color w:val="auto"/>
         </w:rPr>
         <w:t xml:space="preserve">    </w:t>
       </w:r>
       <w:r>
         <w:rPr>
-          <w:b w:val="false"/>
-          <w:color w:val="auto"/>
-          <w:sz w:val="21"/>
-        </w:rPr>
-        <w:t>public static void main(String[] args) {</w:t>
-      </w:r>
-    </w:p>
-    <w:p>
-      <w:pPr>
-        <w:pStyle w:val="Code"/>
-        <w:rPr>
-          <w:rFonts w:ascii="Courier New" w:hAnsi="Courier New"/>
-          <w:color w:val="auto"/>
-        </w:rPr>
-      </w:pPr>
-      <w:r>
-        <w:rPr>
+          <w:rFonts w:ascii="Courier New" w:hAnsi="Courier New"/>
+          <w:b w:val="false"/>
+          <w:color w:val="auto"/>
+          <w:sz w:val="21"/>
+        </w:rPr>
+        <w:t>System.out.println("\nAlphabetical customers:");</w:t>
+      </w:r>
+    </w:p>
+    <w:p>
+      <w:pPr>
+        <w:pStyle w:val="Code"/>
+        <w:rPr>
+          <w:rFonts w:ascii="Courier New" w:hAnsi="Courier New"/>
+          <w:color w:val="auto"/>
+        </w:rPr>
+      </w:pPr>
+      <w:r>
+        <w:rPr>
+          <w:rFonts w:ascii="Courier New" w:hAnsi="Courier New"/>
+          <w:color w:val="auto"/>
+        </w:rPr>
+        <w:t xml:space="preserve">    </w:t>
+      </w:r>
+      <w:r>
+        <w:rPr>
+          <w:rFonts w:ascii="Courier New" w:hAnsi="Courier New"/>
+          <w:b w:val="false"/>
+          <w:color w:val="auto"/>
+          <w:sz w:val="21"/>
+        </w:rPr>
+        <w:t>for (char c = 'A'; c &lt;= 'Z'; c++) {</w:t>
+      </w:r>
+    </w:p>
+    <w:p>
+      <w:pPr>
+        <w:pStyle w:val="Code"/>
+        <w:rPr>
+          <w:rFonts w:ascii="Courier New" w:hAnsi="Courier New"/>
+          <w:color w:val="auto"/>
+        </w:rPr>
+      </w:pPr>
+      <w:r>
+        <w:rPr>
+          <w:rFonts w:ascii="Courier New" w:hAnsi="Courier New"/>
+          <w:color w:val="auto"/>
+        </w:rPr>
+        <w:t xml:space="preserve">      </w:t>
+      </w:r>
+      <w:r>
+        <w:rPr>
+          <w:rFonts w:ascii="Courier New" w:hAnsi="Courier New"/>
+          <w:b w:val="false"/>
+          <w:color w:val="auto"/>
+          <w:sz w:val="21"/>
+        </w:rPr>
+        <w:t>System.out.print(c + " ");</w:t>
+      </w:r>
+    </w:p>
+    <w:p>
+      <w:pPr>
+        <w:pStyle w:val="Code"/>
+        <w:rPr>
+          <w:rFonts w:ascii="Courier New" w:hAnsi="Courier New"/>
+          <w:color w:val="auto"/>
+        </w:rPr>
+      </w:pPr>
+      <w:r>
+        <w:rPr>
+          <w:rFonts w:ascii="Courier New" w:hAnsi="Courier New"/>
+          <w:color w:val="auto"/>
+        </w:rPr>
+        <w:t xml:space="preserve">      </w:t>
+      </w:r>
+      <w:r>
+        <w:rPr>
+          <w:rFonts w:ascii="Courier New" w:hAnsi="Courier New"/>
+          <w:b w:val="false"/>
+          <w:color w:val="auto"/>
+          <w:sz w:val="21"/>
+        </w:rPr>
+        <w:t>for (Map&lt;String, String&gt; map : phones) {</w:t>
+      </w:r>
+    </w:p>
+    <w:p>
+      <w:pPr>
+        <w:pStyle w:val="Code"/>
+        <w:rPr>
+          <w:rFonts w:ascii="Courier New" w:hAnsi="Courier New"/>
+          <w:color w:val="auto"/>
+        </w:rPr>
+      </w:pPr>
+      <w:r>
+        <w:rPr>
+          <w:rFonts w:ascii="Courier New" w:hAnsi="Courier New"/>
           <w:color w:val="auto"/>
         </w:rPr>
         <w:t xml:space="preserve">        </w:t>
       </w:r>
       <w:r>
         <w:rPr>
-          <w:b w:val="false"/>
-          <w:color w:val="auto"/>
-          <w:sz w:val="21"/>
-        </w:rPr>
-        <w:t>PrintStream out = new PrintStream(System.out, true, StandardCharsets.UTF_8);</w:t>
-      </w:r>
-    </w:p>
-    <w:p>
-      <w:pPr>
-        <w:pStyle w:val="Code"/>
-        <w:rPr>
-          <w:rFonts w:ascii="Courier New" w:hAnsi="Courier New"/>
-          <w:color w:val="auto"/>
-        </w:rPr>
-      </w:pPr>
-      <w:r>
-        <w:rPr>
-          <w:color w:val="auto"/>
-        </w:rPr>
-      </w:r>
-    </w:p>
-    <w:p>
-      <w:pPr>
-        <w:pStyle w:val="Code"/>
-        <w:rPr>
-          <w:rFonts w:ascii="Courier New" w:hAnsi="Courier New"/>
-          <w:color w:val="auto"/>
-        </w:rPr>
-      </w:pPr>
-      <w:r>
-        <w:rPr>
+          <w:rFonts w:ascii="Courier New" w:hAnsi="Courier New"/>
+          <w:b w:val="false"/>
+          <w:color w:val="auto"/>
+          <w:sz w:val="21"/>
+        </w:rPr>
+        <w:t>if (!map.get("name").startsWith(String.valueOf(c)))</w:t>
+      </w:r>
+    </w:p>
+    <w:p>
+      <w:pPr>
+        <w:pStyle w:val="Code"/>
+        <w:rPr>
+          <w:rFonts w:ascii="Courier New" w:hAnsi="Courier New"/>
+          <w:color w:val="auto"/>
+        </w:rPr>
+      </w:pPr>
+      <w:r>
+        <w:rPr>
+          <w:rFonts w:ascii="Courier New" w:hAnsi="Courier New"/>
+          <w:color w:val="auto"/>
+        </w:rPr>
+        <w:t xml:space="preserve">          </w:t>
+      </w:r>
+      <w:r>
+        <w:rPr>
+          <w:rFonts w:ascii="Courier New" w:hAnsi="Courier New"/>
+          <w:b w:val="false"/>
+          <w:color w:val="auto"/>
+          <w:sz w:val="21"/>
+        </w:rPr>
+        <w:t>continue;</w:t>
+      </w:r>
+    </w:p>
+    <w:p>
+      <w:pPr>
+        <w:pStyle w:val="Code"/>
+        <w:rPr>
+          <w:rFonts w:ascii="Courier New" w:hAnsi="Courier New"/>
+          <w:color w:val="auto"/>
+        </w:rPr>
+      </w:pPr>
+      <w:r>
+        <w:rPr>
+          <w:rFonts w:ascii="Courier New" w:hAnsi="Courier New"/>
           <w:color w:val="auto"/>
         </w:rPr>
         <w:t xml:space="preserve">        </w:t>
       </w:r>
       <w:r>
         <w:rPr>
-          <w:b w:val="false"/>
-          <w:color w:val="auto"/>
-          <w:sz w:val="21"/>
-        </w:rPr>
-        <w:t>char[] alphabet = { 'А', 'Б', 'В', 'Г', 'Ґ', 'Д', 'Е', 'Є', 'Ж', 'З', 'И', 'І', 'Ї', 'Й', 'К', 'Л', 'М', 'Н',</w:t>
-      </w:r>
-    </w:p>
-    <w:p>
-      <w:pPr>
-        <w:pStyle w:val="Code"/>
-        <w:rPr>
-          <w:rFonts w:ascii="Courier New" w:hAnsi="Courier New"/>
-          <w:color w:val="auto"/>
-        </w:rPr>
-      </w:pPr>
-      <w:r>
-        <w:rPr>
-          <w:color w:val="auto"/>
-        </w:rPr>
-        <w:t xml:space="preserve">                </w:t>
-      </w:r>
-      <w:r>
-        <w:rPr>
-          <w:b w:val="false"/>
-          <w:color w:val="auto"/>
-          <w:sz w:val="21"/>
-        </w:rPr>
-        <w:t>'О', 'П', 'Р', 'С', 'Т', 'У', 'Ф', 'Х', 'Ц', 'Ч', 'Ш', 'Щ', 'Ь', 'Ю', 'Я' };</w:t>
-      </w:r>
-    </w:p>
-    <w:p>
-      <w:pPr>
-        <w:pStyle w:val="Code"/>
-        <w:rPr>
-          <w:rFonts w:ascii="Courier New" w:hAnsi="Courier New"/>
-          <w:color w:val="auto"/>
-        </w:rPr>
-      </w:pPr>
-      <w:r>
-        <w:rPr>
-          <w:color w:val="auto"/>
-        </w:rPr>
-        <w:t xml:space="preserve">        </w:t>
-      </w:r>
-      <w:r>
-        <w:rPr>
-          <w:b w:val="false"/>
-          <w:color w:val="auto"/>
-          <w:sz w:val="21"/>
-        </w:rPr>
-        <w:t>String alphabetString = new String(alphabet);</w:t>
-      </w:r>
-    </w:p>
-    <w:p>
-      <w:pPr>
-        <w:pStyle w:val="Code"/>
-        <w:rPr>
-          <w:rFonts w:ascii="Courier New" w:hAnsi="Courier New"/>
-          <w:color w:val="auto"/>
-        </w:rPr>
-      </w:pPr>
-      <w:r>
-        <w:rPr>
-          <w:color w:val="auto"/>
-        </w:rPr>
-        <w:t xml:space="preserve">        </w:t>
-      </w:r>
-      <w:r>
-        <w:rPr>
-          <w:b w:val="false"/>
-          <w:color w:val="auto"/>
-          <w:sz w:val="21"/>
-        </w:rPr>
-        <w:t>out.println(alphabetString + ", кількість: " + alphabetString.length());</w:t>
-      </w:r>
-    </w:p>
-    <w:p>
-      <w:pPr>
-        <w:pStyle w:val="Code"/>
-        <w:rPr>
-          <w:rFonts w:ascii="Courier New" w:hAnsi="Courier New"/>
-          <w:color w:val="auto"/>
-        </w:rPr>
-      </w:pPr>
-      <w:r>
-        <w:rPr>
-          <w:color w:val="auto"/>
-        </w:rPr>
-        <w:t xml:space="preserve">        </w:t>
-      </w:r>
-      <w:r>
-        <w:rPr>
-          <w:b w:val="false"/>
-          <w:color w:val="auto"/>
-          <w:sz w:val="21"/>
-        </w:rPr>
-        <w:t>for (int i = 0; i &lt; alphabet.length; i++) {</w:t>
-      </w:r>
-    </w:p>
-    <w:p>
-      <w:pPr>
-        <w:pStyle w:val="Code"/>
-        <w:rPr>
-          <w:rFonts w:ascii="Courier New" w:hAnsi="Courier New"/>
-          <w:color w:val="auto"/>
-        </w:rPr>
-      </w:pPr>
-      <w:r>
-        <w:rPr>
-          <w:color w:val="auto"/>
-        </w:rPr>
-        <w:t xml:space="preserve">            </w:t>
-      </w:r>
-      <w:r>
-        <w:rPr>
-          <w:b w:val="false"/>
-          <w:color w:val="auto"/>
-          <w:sz w:val="21"/>
-        </w:rPr>
-        <w:t>char letter = alphabet[i];</w:t>
-      </w:r>
-    </w:p>
-    <w:p>
-      <w:pPr>
-        <w:pStyle w:val="Code"/>
-        <w:rPr>
-          <w:rFonts w:ascii="Courier New" w:hAnsi="Courier New"/>
-          <w:color w:val="auto"/>
-        </w:rPr>
-      </w:pPr>
-      <w:r>
-        <w:rPr>
-          <w:color w:val="auto"/>
-        </w:rPr>
-        <w:t xml:space="preserve">            </w:t>
-      </w:r>
-      <w:r>
-        <w:rPr>
-          <w:b w:val="false"/>
-          <w:color w:val="auto"/>
-          <w:sz w:val="21"/>
-        </w:rPr>
-        <w:t>out.println(letter + ": \\u" + Integer.toHexString(letter | 0x10000).substring(1) + ", decimal: "</w:t>
-      </w:r>
-    </w:p>
-    <w:p>
-      <w:pPr>
-        <w:pStyle w:val="Code"/>
-        <w:rPr>
-          <w:rFonts w:ascii="Courier New" w:hAnsi="Courier New"/>
-          <w:color w:val="auto"/>
-        </w:rPr>
-      </w:pPr>
-      <w:r>
-        <w:rPr>
-          <w:color w:val="auto"/>
-        </w:rPr>
-        <w:t xml:space="preserve">                    </w:t>
-      </w:r>
-      <w:r>
-        <w:rPr>
-          <w:b w:val="false"/>
-          <w:color w:val="auto"/>
-          <w:sz w:val="21"/>
-        </w:rPr>
-        <w:t>+ Character.codePointAt(alphabet, i) + ", converted: " + convert(letter));</w:t>
-      </w:r>
-    </w:p>
-    <w:p>
-      <w:pPr>
-        <w:pStyle w:val="Code"/>
-        <w:rPr>
-          <w:rFonts w:ascii="Courier New" w:hAnsi="Courier New"/>
-          <w:color w:val="auto"/>
-        </w:rPr>
-      </w:pPr>
-      <w:r>
-        <w:rPr>
-          <w:color w:val="auto"/>
-        </w:rPr>
-        <w:t xml:space="preserve">        </w:t>
-      </w:r>
-      <w:r>
-        <w:rPr>
+          <w:rFonts w:ascii="Courier New" w:hAnsi="Courier New"/>
+          <w:b w:val="false"/>
+          <w:color w:val="auto"/>
+          <w:sz w:val="21"/>
+        </w:rPr>
+        <w:t>System.out.print(map.get("name"));</w:t>
+      </w:r>
+    </w:p>
+    <w:p>
+      <w:pPr>
+        <w:pStyle w:val="Code"/>
+        <w:rPr>
+          <w:rFonts w:ascii="Courier New" w:hAnsi="Courier New"/>
+          <w:color w:val="auto"/>
+        </w:rPr>
+      </w:pPr>
+      <w:r>
+        <w:rPr>
+          <w:rFonts w:ascii="Courier New" w:hAnsi="Courier New"/>
+          <w:color w:val="auto"/>
+        </w:rPr>
+        <w:t xml:space="preserve">      </w:t>
+      </w:r>
+      <w:r>
+        <w:rPr>
+          <w:rFonts w:ascii="Courier New" w:hAnsi="Courier New"/>
           <w:b w:val="false"/>
           <w:color w:val="auto"/>
           <w:sz w:val="21"/>
@@ -1517,12 +2259,39 @@
       </w:pPr>
       <w:r>
         <w:rPr>
+          <w:rFonts w:ascii="Courier New" w:hAnsi="Courier New"/>
+          <w:color w:val="auto"/>
+        </w:rPr>
+        <w:t xml:space="preserve">      </w:t>
+      </w:r>
+      <w:r>
+        <w:rPr>
+          <w:rFonts w:ascii="Courier New" w:hAnsi="Courier New"/>
+          <w:b w:val="false"/>
+          <w:color w:val="auto"/>
+          <w:sz w:val="21"/>
+        </w:rPr>
+        <w:t>System.out.println();</w:t>
+      </w:r>
+    </w:p>
+    <w:p>
+      <w:pPr>
+        <w:pStyle w:val="Code"/>
+        <w:rPr>
+          <w:rFonts w:ascii="Courier New" w:hAnsi="Courier New"/>
+          <w:color w:val="auto"/>
+        </w:rPr>
+      </w:pPr>
+      <w:r>
+        <w:rPr>
+          <w:rFonts w:ascii="Courier New" w:hAnsi="Courier New"/>
           <w:color w:val="auto"/>
         </w:rPr>
         <w:t xml:space="preserve">    </w:t>
       </w:r>
       <w:r>
         <w:rPr>
+          <w:rFonts w:ascii="Courier New" w:hAnsi="Courier New"/>
           <w:b w:val="false"/>
           <w:color w:val="auto"/>
           <w:sz w:val="21"/>
@@ -1540,18 +2309,628 @@
       </w:pPr>
       <w:r>
         <w:rPr>
-          <w:color w:val="auto"/>
+          <w:rFonts w:ascii="Courier New" w:hAnsi="Courier New"/>
+          <w:color w:val="auto"/>
+        </w:rPr>
+      </w:r>
+    </w:p>
+    <w:p>
+      <w:pPr>
+        <w:pStyle w:val="Code"/>
+        <w:rPr>
+          <w:rFonts w:ascii="Courier New" w:hAnsi="Courier New"/>
+          <w:color w:val="auto"/>
+        </w:rPr>
+      </w:pPr>
+      <w:r>
+        <w:rPr>
+          <w:rFonts w:ascii="Courier New" w:hAnsi="Courier New"/>
+          <w:color w:val="auto"/>
+        </w:rPr>
+        <w:t xml:space="preserve">    </w:t>
+      </w:r>
+      <w:r>
+        <w:rPr>
+          <w:rFonts w:ascii="Courier New" w:hAnsi="Courier New"/>
+          <w:b w:val="false"/>
+          <w:color w:val="auto"/>
+          <w:sz w:val="21"/>
+        </w:rPr>
+        <w:t>// Stacks</w:t>
+      </w:r>
+    </w:p>
+    <w:p>
+      <w:pPr>
+        <w:pStyle w:val="Code"/>
+        <w:rPr>
+          <w:rFonts w:ascii="Courier New" w:hAnsi="Courier New"/>
+          <w:color w:val="auto"/>
+        </w:rPr>
+      </w:pPr>
+      <w:r>
+        <w:rPr>
+          <w:rFonts w:ascii="Courier New" w:hAnsi="Courier New"/>
+          <w:color w:val="auto"/>
+        </w:rPr>
+        <w:t xml:space="preserve">    </w:t>
+      </w:r>
+      <w:r>
+        <w:rPr>
+          <w:rFonts w:ascii="Courier New" w:hAnsi="Courier New"/>
+          <w:b w:val="false"/>
+          <w:color w:val="auto"/>
+          <w:sz w:val="21"/>
+        </w:rPr>
+        <w:t>System.out.println("\nStacks");</w:t>
+      </w:r>
+    </w:p>
+    <w:p>
+      <w:pPr>
+        <w:pStyle w:val="Code"/>
+        <w:rPr>
+          <w:rFonts w:ascii="Courier New" w:hAnsi="Courier New"/>
+          <w:color w:val="auto"/>
+        </w:rPr>
+      </w:pPr>
+      <w:r>
+        <w:rPr>
+          <w:rFonts w:ascii="Courier New" w:hAnsi="Courier New"/>
+          <w:color w:val="auto"/>
+        </w:rPr>
+      </w:r>
+    </w:p>
+    <w:p>
+      <w:pPr>
+        <w:pStyle w:val="Code"/>
+        <w:rPr>
+          <w:rFonts w:ascii="Courier New" w:hAnsi="Courier New"/>
+          <w:color w:val="auto"/>
+        </w:rPr>
+      </w:pPr>
+      <w:r>
+        <w:rPr>
+          <w:rFonts w:ascii="Courier New" w:hAnsi="Courier New"/>
+          <w:color w:val="auto"/>
+        </w:rPr>
+        <w:t xml:space="preserve">    </w:t>
+      </w:r>
+      <w:r>
+        <w:rPr>
+          <w:rFonts w:ascii="Courier New" w:hAnsi="Courier New"/>
+          <w:b w:val="false"/>
+          <w:color w:val="auto"/>
+          <w:sz w:val="21"/>
+        </w:rPr>
+        <w:t>Stack&lt;Integer&gt; one = new Stack&lt;&gt;();</w:t>
+      </w:r>
+    </w:p>
+    <w:p>
+      <w:pPr>
+        <w:pStyle w:val="Code"/>
+        <w:rPr>
+          <w:rFonts w:ascii="Courier New" w:hAnsi="Courier New"/>
+          <w:color w:val="auto"/>
+        </w:rPr>
+      </w:pPr>
+      <w:r>
+        <w:rPr>
+          <w:rFonts w:ascii="Courier New" w:hAnsi="Courier New"/>
+          <w:color w:val="auto"/>
+        </w:rPr>
+        <w:t xml:space="preserve">    </w:t>
+      </w:r>
+      <w:r>
+        <w:rPr>
+          <w:rFonts w:ascii="Courier New" w:hAnsi="Courier New"/>
+          <w:b w:val="false"/>
+          <w:color w:val="auto"/>
+          <w:sz w:val="21"/>
+        </w:rPr>
+        <w:t>Stack&lt;Integer&gt; two = new Stack&lt;&gt;();</w:t>
+      </w:r>
+    </w:p>
+    <w:p>
+      <w:pPr>
+        <w:pStyle w:val="Code"/>
+        <w:rPr>
+          <w:rFonts w:ascii="Courier New" w:hAnsi="Courier New"/>
+          <w:color w:val="auto"/>
+        </w:rPr>
+      </w:pPr>
+      <w:r>
+        <w:rPr>
+          <w:rFonts w:ascii="Courier New" w:hAnsi="Courier New"/>
+          <w:color w:val="auto"/>
+        </w:rPr>
+        <w:t xml:space="preserve">    </w:t>
+      </w:r>
+      <w:r>
+        <w:rPr>
+          <w:rFonts w:ascii="Courier New" w:hAnsi="Courier New"/>
+          <w:b w:val="false"/>
+          <w:color w:val="auto"/>
+          <w:sz w:val="21"/>
+        </w:rPr>
+        <w:t>for (int i = 0; i &lt; 5; i++) {</w:t>
+      </w:r>
+    </w:p>
+    <w:p>
+      <w:pPr>
+        <w:pStyle w:val="Code"/>
+        <w:rPr>
+          <w:rFonts w:ascii="Courier New" w:hAnsi="Courier New"/>
+          <w:color w:val="auto"/>
+        </w:rPr>
+      </w:pPr>
+      <w:r>
+        <w:rPr>
+          <w:rFonts w:ascii="Courier New" w:hAnsi="Courier New"/>
+          <w:color w:val="auto"/>
+        </w:rPr>
+        <w:t xml:space="preserve">      </w:t>
+      </w:r>
+      <w:r>
+        <w:rPr>
+          <w:rFonts w:ascii="Courier New" w:hAnsi="Courier New"/>
+          <w:b w:val="false"/>
+          <w:color w:val="auto"/>
+          <w:sz w:val="21"/>
+        </w:rPr>
+        <w:t>one.push(i);</w:t>
+      </w:r>
+    </w:p>
+    <w:p>
+      <w:pPr>
+        <w:pStyle w:val="Code"/>
+        <w:rPr>
+          <w:rFonts w:ascii="Courier New" w:hAnsi="Courier New"/>
+          <w:color w:val="auto"/>
+        </w:rPr>
+      </w:pPr>
+      <w:r>
+        <w:rPr>
+          <w:rFonts w:ascii="Courier New" w:hAnsi="Courier New"/>
+          <w:color w:val="auto"/>
+        </w:rPr>
+        <w:t xml:space="preserve">    </w:t>
+      </w:r>
+      <w:r>
+        <w:rPr>
+          <w:rFonts w:ascii="Courier New" w:hAnsi="Courier New"/>
+          <w:b w:val="false"/>
+          <w:color w:val="auto"/>
+          <w:sz w:val="21"/>
         </w:rPr>
         <w:t>}</w:t>
       </w:r>
     </w:p>
     <w:p>
       <w:pPr>
-        <w:pStyle w:val="IMG1"/>
-        <w:rPr/>
-      </w:pPr>
-      <w:r>
-        <w:rPr/>
+        <w:pStyle w:val="Code"/>
+        <w:rPr>
+          <w:rFonts w:ascii="Courier New" w:hAnsi="Courier New"/>
+          <w:color w:val="auto"/>
+        </w:rPr>
+      </w:pPr>
+      <w:r>
+        <w:rPr>
+          <w:rFonts w:ascii="Courier New" w:hAnsi="Courier New"/>
+          <w:color w:val="auto"/>
+        </w:rPr>
+        <w:t xml:space="preserve">    </w:t>
+      </w:r>
+      <w:r>
+        <w:rPr>
+          <w:rFonts w:ascii="Courier New" w:hAnsi="Courier New"/>
+          <w:b w:val="false"/>
+          <w:color w:val="auto"/>
+          <w:sz w:val="21"/>
+        </w:rPr>
+        <w:t>for (int j = 4; j &gt;= 0; j--) {</w:t>
+      </w:r>
+    </w:p>
+    <w:p>
+      <w:pPr>
+        <w:pStyle w:val="Code"/>
+        <w:rPr>
+          <w:rFonts w:ascii="Courier New" w:hAnsi="Courier New"/>
+          <w:color w:val="auto"/>
+        </w:rPr>
+      </w:pPr>
+      <w:r>
+        <w:rPr>
+          <w:rFonts w:ascii="Courier New" w:hAnsi="Courier New"/>
+          <w:color w:val="auto"/>
+        </w:rPr>
+        <w:t xml:space="preserve">      </w:t>
+      </w:r>
+      <w:r>
+        <w:rPr>
+          <w:rFonts w:ascii="Courier New" w:hAnsi="Courier New"/>
+          <w:b w:val="false"/>
+          <w:color w:val="auto"/>
+          <w:sz w:val="21"/>
+        </w:rPr>
+        <w:t>two.push(j);</w:t>
+      </w:r>
+    </w:p>
+    <w:p>
+      <w:pPr>
+        <w:pStyle w:val="Code"/>
+        <w:rPr>
+          <w:rFonts w:ascii="Courier New" w:hAnsi="Courier New"/>
+          <w:color w:val="auto"/>
+        </w:rPr>
+      </w:pPr>
+      <w:r>
+        <w:rPr>
+          <w:rFonts w:ascii="Courier New" w:hAnsi="Courier New"/>
+          <w:color w:val="auto"/>
+        </w:rPr>
+        <w:t xml:space="preserve">    </w:t>
+      </w:r>
+      <w:r>
+        <w:rPr>
+          <w:rFonts w:ascii="Courier New" w:hAnsi="Courier New"/>
+          <w:b w:val="false"/>
+          <w:color w:val="auto"/>
+          <w:sz w:val="21"/>
+        </w:rPr>
+        <w:t>}</w:t>
+      </w:r>
+    </w:p>
+    <w:p>
+      <w:pPr>
+        <w:pStyle w:val="Code"/>
+        <w:rPr>
+          <w:rFonts w:ascii="Courier New" w:hAnsi="Courier New"/>
+          <w:color w:val="auto"/>
+        </w:rPr>
+      </w:pPr>
+      <w:r>
+        <w:rPr>
+          <w:rFonts w:ascii="Courier New" w:hAnsi="Courier New"/>
+          <w:color w:val="auto"/>
+        </w:rPr>
+        <w:t xml:space="preserve">    </w:t>
+      </w:r>
+      <w:r>
+        <w:rPr>
+          <w:rFonts w:ascii="Courier New" w:hAnsi="Courier New"/>
+          <w:b w:val="false"/>
+          <w:color w:val="auto"/>
+          <w:sz w:val="21"/>
+        </w:rPr>
+        <w:t>System.out.println("One: " + one);</w:t>
+      </w:r>
+    </w:p>
+    <w:p>
+      <w:pPr>
+        <w:pStyle w:val="Code"/>
+        <w:rPr>
+          <w:rFonts w:ascii="Courier New" w:hAnsi="Courier New"/>
+          <w:color w:val="auto"/>
+        </w:rPr>
+      </w:pPr>
+      <w:r>
+        <w:rPr>
+          <w:rFonts w:ascii="Courier New" w:hAnsi="Courier New"/>
+          <w:color w:val="auto"/>
+        </w:rPr>
+        <w:t xml:space="preserve">    </w:t>
+      </w:r>
+      <w:r>
+        <w:rPr>
+          <w:rFonts w:ascii="Courier New" w:hAnsi="Courier New"/>
+          <w:b w:val="false"/>
+          <w:color w:val="auto"/>
+          <w:sz w:val="21"/>
+        </w:rPr>
+        <w:t>System.out.println("Two: " + two);</w:t>
+      </w:r>
+    </w:p>
+    <w:p>
+      <w:pPr>
+        <w:pStyle w:val="Code"/>
+        <w:rPr>
+          <w:rFonts w:ascii="Courier New" w:hAnsi="Courier New"/>
+          <w:color w:val="auto"/>
+        </w:rPr>
+      </w:pPr>
+      <w:r>
+        <w:rPr>
+          <w:rFonts w:ascii="Courier New" w:hAnsi="Courier New"/>
+          <w:color w:val="auto"/>
+        </w:rPr>
+        <w:t xml:space="preserve">    </w:t>
+      </w:r>
+      <w:r>
+        <w:rPr>
+          <w:rFonts w:ascii="Courier New" w:hAnsi="Courier New"/>
+          <w:b w:val="false"/>
+          <w:color w:val="auto"/>
+          <w:sz w:val="21"/>
+        </w:rPr>
+        <w:t>Stack&lt;Integer&gt; oneNew = new Stack&lt;&gt;();</w:t>
+      </w:r>
+    </w:p>
+    <w:p>
+      <w:pPr>
+        <w:pStyle w:val="Code"/>
+        <w:rPr>
+          <w:rFonts w:ascii="Courier New" w:hAnsi="Courier New"/>
+          <w:color w:val="auto"/>
+        </w:rPr>
+      </w:pPr>
+      <w:r>
+        <w:rPr>
+          <w:rFonts w:ascii="Courier New" w:hAnsi="Courier New"/>
+          <w:color w:val="auto"/>
+        </w:rPr>
+        <w:t xml:space="preserve">    </w:t>
+      </w:r>
+      <w:r>
+        <w:rPr>
+          <w:rFonts w:ascii="Courier New" w:hAnsi="Courier New"/>
+          <w:b w:val="false"/>
+          <w:color w:val="auto"/>
+          <w:sz w:val="21"/>
+        </w:rPr>
+        <w:t>Stack&lt;Integer&gt; twoNew = new Stack&lt;&gt;();</w:t>
+      </w:r>
+    </w:p>
+    <w:p>
+      <w:pPr>
+        <w:pStyle w:val="Code"/>
+        <w:rPr>
+          <w:rFonts w:ascii="Courier New" w:hAnsi="Courier New"/>
+          <w:color w:val="auto"/>
+        </w:rPr>
+      </w:pPr>
+      <w:r>
+        <w:rPr>
+          <w:rFonts w:ascii="Courier New" w:hAnsi="Courier New"/>
+          <w:color w:val="auto"/>
+        </w:rPr>
+        <w:t xml:space="preserve">    </w:t>
+      </w:r>
+      <w:r>
+        <w:rPr>
+          <w:rFonts w:ascii="Courier New" w:hAnsi="Courier New"/>
+          <w:b w:val="false"/>
+          <w:color w:val="auto"/>
+          <w:sz w:val="21"/>
+        </w:rPr>
+        <w:t>for (int i = 0; i &lt; 5; i++) {</w:t>
+      </w:r>
+    </w:p>
+    <w:p>
+      <w:pPr>
+        <w:pStyle w:val="Code"/>
+        <w:rPr>
+          <w:rFonts w:ascii="Courier New" w:hAnsi="Courier New"/>
+          <w:color w:val="auto"/>
+        </w:rPr>
+      </w:pPr>
+      <w:r>
+        <w:rPr>
+          <w:rFonts w:ascii="Courier New" w:hAnsi="Courier New"/>
+          <w:color w:val="auto"/>
+        </w:rPr>
+        <w:t xml:space="preserve">      </w:t>
+      </w:r>
+      <w:r>
+        <w:rPr>
+          <w:rFonts w:ascii="Courier New" w:hAnsi="Courier New"/>
+          <w:b w:val="false"/>
+          <w:color w:val="auto"/>
+          <w:sz w:val="21"/>
+        </w:rPr>
+        <w:t>int fromOne = (int) one.pop();</w:t>
+      </w:r>
+    </w:p>
+    <w:p>
+      <w:pPr>
+        <w:pStyle w:val="Code"/>
+        <w:rPr>
+          <w:rFonts w:ascii="Courier New" w:hAnsi="Courier New"/>
+          <w:color w:val="auto"/>
+        </w:rPr>
+      </w:pPr>
+      <w:r>
+        <w:rPr>
+          <w:rFonts w:ascii="Courier New" w:hAnsi="Courier New"/>
+          <w:color w:val="auto"/>
+        </w:rPr>
+        <w:t xml:space="preserve">      </w:t>
+      </w:r>
+      <w:r>
+        <w:rPr>
+          <w:rFonts w:ascii="Courier New" w:hAnsi="Courier New"/>
+          <w:b w:val="false"/>
+          <w:color w:val="auto"/>
+          <w:sz w:val="21"/>
+        </w:rPr>
+        <w:t>int fromTwo = (int) two.pop();</w:t>
+      </w:r>
+    </w:p>
+    <w:p>
+      <w:pPr>
+        <w:pStyle w:val="Code"/>
+        <w:rPr>
+          <w:rFonts w:ascii="Courier New" w:hAnsi="Courier New"/>
+          <w:color w:val="auto"/>
+        </w:rPr>
+      </w:pPr>
+      <w:r>
+        <w:rPr>
+          <w:rFonts w:ascii="Courier New" w:hAnsi="Courier New"/>
+          <w:color w:val="auto"/>
+        </w:rPr>
+        <w:t xml:space="preserve">      </w:t>
+      </w:r>
+      <w:r>
+        <w:rPr>
+          <w:rFonts w:ascii="Courier New" w:hAnsi="Courier New"/>
+          <w:b w:val="false"/>
+          <w:color w:val="auto"/>
+          <w:sz w:val="21"/>
+        </w:rPr>
+        <w:t>oneNew.push(fromOne);</w:t>
+      </w:r>
+    </w:p>
+    <w:p>
+      <w:pPr>
+        <w:pStyle w:val="Code"/>
+        <w:rPr>
+          <w:rFonts w:ascii="Courier New" w:hAnsi="Courier New"/>
+          <w:color w:val="auto"/>
+        </w:rPr>
+      </w:pPr>
+      <w:r>
+        <w:rPr>
+          <w:rFonts w:ascii="Courier New" w:hAnsi="Courier New"/>
+          <w:color w:val="auto"/>
+        </w:rPr>
+        <w:t xml:space="preserve">      </w:t>
+      </w:r>
+      <w:r>
+        <w:rPr>
+          <w:rFonts w:ascii="Courier New" w:hAnsi="Courier New"/>
+          <w:b w:val="false"/>
+          <w:color w:val="auto"/>
+          <w:sz w:val="21"/>
+        </w:rPr>
+        <w:t>twoNew.push(fromTwo);</w:t>
+      </w:r>
+    </w:p>
+    <w:p>
+      <w:pPr>
+        <w:pStyle w:val="Code"/>
+        <w:rPr>
+          <w:rFonts w:ascii="Courier New" w:hAnsi="Courier New"/>
+          <w:color w:val="auto"/>
+        </w:rPr>
+      </w:pPr>
+      <w:r>
+        <w:rPr>
+          <w:rFonts w:ascii="Courier New" w:hAnsi="Courier New"/>
+          <w:color w:val="auto"/>
+        </w:rPr>
+        <w:t xml:space="preserve">    </w:t>
+      </w:r>
+      <w:r>
+        <w:rPr>
+          <w:rFonts w:ascii="Courier New" w:hAnsi="Courier New"/>
+          <w:b w:val="false"/>
+          <w:color w:val="auto"/>
+          <w:sz w:val="21"/>
+        </w:rPr>
+        <w:t>}</w:t>
+      </w:r>
+    </w:p>
+    <w:p>
+      <w:pPr>
+        <w:pStyle w:val="Code"/>
+        <w:rPr>
+          <w:rFonts w:ascii="Courier New" w:hAnsi="Courier New"/>
+          <w:color w:val="auto"/>
+        </w:rPr>
+      </w:pPr>
+      <w:r>
+        <w:rPr>
+          <w:rFonts w:ascii="Courier New" w:hAnsi="Courier New"/>
+          <w:color w:val="auto"/>
+        </w:rPr>
+        <w:t xml:space="preserve">    </w:t>
+      </w:r>
+      <w:r>
+        <w:rPr>
+          <w:rFonts w:ascii="Courier New" w:hAnsi="Courier New"/>
+          <w:b w:val="false"/>
+          <w:color w:val="auto"/>
+          <w:sz w:val="21"/>
+        </w:rPr>
+        <w:t>System.out.println("One: " + oneNew);</w:t>
+      </w:r>
+    </w:p>
+    <w:p>
+      <w:pPr>
+        <w:pStyle w:val="Code"/>
+        <w:rPr>
+          <w:rFonts w:ascii="Courier New" w:hAnsi="Courier New"/>
+          <w:color w:val="auto"/>
+        </w:rPr>
+      </w:pPr>
+      <w:r>
+        <w:rPr>
+          <w:rFonts w:ascii="Courier New" w:hAnsi="Courier New"/>
+          <w:color w:val="auto"/>
+        </w:rPr>
+        <w:t xml:space="preserve">    </w:t>
+      </w:r>
+      <w:r>
+        <w:rPr>
+          <w:rFonts w:ascii="Courier New" w:hAnsi="Courier New"/>
+          <w:b w:val="false"/>
+          <w:color w:val="auto"/>
+          <w:sz w:val="21"/>
+        </w:rPr>
+        <w:t>System.out.println("Two: " + twoNew);</w:t>
+      </w:r>
+    </w:p>
+    <w:p>
+      <w:pPr>
+        <w:pStyle w:val="Code"/>
+        <w:rPr>
+          <w:rFonts w:ascii="Courier New" w:hAnsi="Courier New"/>
+          <w:color w:val="auto"/>
+        </w:rPr>
+      </w:pPr>
+      <w:r>
+        <w:rPr>
+          <w:rFonts w:ascii="Courier New" w:hAnsi="Courier New"/>
+          <w:color w:val="auto"/>
+        </w:rPr>
+        <w:t xml:space="preserve">  </w:t>
+      </w:r>
+      <w:r>
+        <w:rPr>
+          <w:rFonts w:ascii="Courier New" w:hAnsi="Courier New"/>
+          <w:b w:val="false"/>
+          <w:color w:val="auto"/>
+          <w:sz w:val="21"/>
+        </w:rPr>
+        <w:t>}</w:t>
+      </w:r>
+    </w:p>
+    <w:p>
+      <w:pPr>
+        <w:pStyle w:val="Code"/>
+        <w:rPr>
+          <w:rFonts w:ascii="Courier New" w:hAnsi="Courier New"/>
+          <w:color w:val="auto"/>
+        </w:rPr>
+      </w:pPr>
+      <w:r>
+        <w:rPr>
+          <w:rFonts w:ascii="Courier New" w:hAnsi="Courier New"/>
+          <w:color w:val="auto"/>
+        </w:rPr>
+        <w:t>}</w:t>
+      </w:r>
+    </w:p>
+    <w:p>
+      <w:pPr>
+        <w:pStyle w:val="P1"/>
+        <w:rPr>
+          <w:color w:val="auto"/>
+        </w:rPr>
+      </w:pPr>
+      <w:r>
+        <w:rPr>
+          <w:color w:val="auto"/>
+        </w:rPr>
       </w:r>
     </w:p>
     <w:p>
@@ -1563,9 +2942,9 @@
         <w:rPr/>
         <w:drawing>
           <wp:inline distT="0" distB="0" distL="0" distR="0">
-            <wp:extent cx="3902075" cy="6120765"/>
+            <wp:extent cx="5731510" cy="5577205"/>
             <wp:effectExtent l="0" t="0" r="0" b="0"/>
-            <wp:docPr id="1" name="Зображення2" descr=""/>
+            <wp:docPr id="1" name="Зображення1" descr=""/>
             <wp:cNvGraphicFramePr>
               <a:graphicFrameLocks xmlns:a="http://schemas.openxmlformats.org/drawingml/2006/main" noChangeAspect="1"/>
             </wp:cNvGraphicFramePr>
@@ -1573,7 +2952,7 @@
               <a:graphicData uri="http://schemas.openxmlformats.org/drawingml/2006/picture">
                 <pic:pic xmlns:pic="http://schemas.openxmlformats.org/drawingml/2006/picture">
                   <pic:nvPicPr>
-                    <pic:cNvPr id="1" name="Зображення2" descr=""/>
+                    <pic:cNvPr id="1" name="Зображення1" descr=""/>
                     <pic:cNvPicPr>
                       <a:picLocks noChangeAspect="1" noChangeArrowheads="1"/>
                     </pic:cNvPicPr>
@@ -1587,7 +2966,7 @@
                   <pic:spPr bwMode="auto">
                     <a:xfrm>
                       <a:off x="0" y="0"/>
-                      <a:ext cx="3902075" cy="6120765"/>
+                      <a:ext cx="5731510" cy="5577205"/>
                     </a:xfrm>
                     <a:prstGeom prst="rect">
                       <a:avLst/>
@@ -1608,782 +2987,20 @@
       </w:pPr>
       <w:r>
         <w:rPr/>
-        <w:t>Рисунок 1.1 — Результати виконання</w:t>
+        <w:t>Рисунок 1.1 — Результати</w:t>
       </w:r>
     </w:p>
     <w:p>
       <w:pPr>
         <w:pStyle w:val="P1"/>
         <w:rPr>
-          <w:lang w:val="uk-UA"/>
-        </w:rPr>
-      </w:pPr>
-      <w:r>
-        <w:rPr>
-          <w:lang w:val="uk-UA"/>
-        </w:rPr>
-      </w:r>
-    </w:p>
-    <w:p>
-      <w:pPr>
-        <w:pStyle w:val="H2"/>
-        <w:rPr/>
-      </w:pPr>
-      <w:r>
-        <w:rPr/>
-        <w:t>Індивідуальне</w:t>
-      </w:r>
-    </w:p>
-    <w:p>
-      <w:pPr>
-        <w:pStyle w:val="P1"/>
-        <w:rPr/>
-      </w:pPr>
-      <w:r>
-        <w:rPr/>
-      </w:r>
-    </w:p>
-    <w:p>
-      <w:pPr>
-        <w:pStyle w:val="P1"/>
-        <w:rPr/>
-      </w:pPr>
-      <w:r>
-        <w:rPr/>
-        <w:t xml:space="preserve">Реалізацію </w:t>
-      </w:r>
-      <w:r>
-        <w:rPr>
-          <w:lang w:val="en-US"/>
-        </w:rPr>
-        <w:t xml:space="preserve">switch </w:t>
-      </w:r>
-      <w:r>
-        <w:rPr>
-          <w:lang w:val="uk-UA"/>
-        </w:rPr>
-        <w:t>взято з</w:t>
-      </w:r>
-      <w:r>
-        <w:rPr/>
-        <w:t xml:space="preserve">: </w:t>
-      </w:r>
-      <w:r>
-        <w:fldChar w:fldCharType="begin"/>
-      </w:r>
-      <w:r>
-        <w:rPr>
-          <w:rStyle w:val="Hyperlink"/>
-        </w:rPr>
-        <w:instrText xml:space="preserve"> HYPERLINK "https://stackoverflow.com/questions/10873590/using-switch-statement-with-a-range-of-value-in-each-case" \l ":~:text=using%20ternary%20operators-,.,-public%20class%20Solution"</w:instrText>
-      </w:r>
-      <w:r>
-        <w:rPr>
-          <w:rStyle w:val="Hyperlink"/>
-        </w:rPr>
-        <w:fldChar w:fldCharType="separate"/>
-      </w:r>
-      <w:r>
-        <w:rPr>
-          <w:rStyle w:val="Hyperlink"/>
-        </w:rPr>
-        <w:t>https://stackoverflow.com/</w:t>
-      </w:r>
-      <w:r>
-        <w:rPr>
-          <w:rStyle w:val="Hyperlink"/>
-        </w:rPr>
-        <w:fldChar w:fldCharType="end"/>
-      </w:r>
-      <w:r>
-        <w:rPr/>
-        <w:t>.</w:t>
-      </w:r>
-    </w:p>
-    <w:p>
-      <w:pPr>
-        <w:pStyle w:val="P1"/>
-        <w:rPr/>
-      </w:pPr>
-      <w:r>
-        <w:rPr/>
-      </w:r>
-    </w:p>
-    <w:p>
-      <w:pPr>
-        <w:pStyle w:val="Code"/>
-        <w:rPr>
-          <w:rFonts w:ascii="Courier New" w:hAnsi="Courier New"/>
-          <w:color w:val="auto"/>
-        </w:rPr>
-      </w:pPr>
-      <w:r>
-        <w:rPr>
-          <w:color w:val="auto"/>
-        </w:rPr>
-        <w:t>public class Individual {</w:t>
-      </w:r>
-    </w:p>
-    <w:p>
-      <w:pPr>
-        <w:pStyle w:val="Code"/>
-        <w:rPr>
-          <w:rFonts w:ascii="Courier New" w:hAnsi="Courier New"/>
-          <w:color w:val="auto"/>
-        </w:rPr>
-      </w:pPr>
-      <w:r>
-        <w:rPr>
-          <w:color w:val="auto"/>
-        </w:rPr>
-        <w:t xml:space="preserve">    </w:t>
-      </w:r>
-      <w:r>
-        <w:rPr>
-          <w:b w:val="false"/>
-          <w:color w:val="auto"/>
-          <w:sz w:val="21"/>
-        </w:rPr>
-        <w:t>static void identify(int k) {</w:t>
-      </w:r>
-    </w:p>
-    <w:p>
-      <w:pPr>
-        <w:pStyle w:val="Code"/>
-        <w:rPr>
-          <w:rFonts w:ascii="Courier New" w:hAnsi="Courier New"/>
-          <w:color w:val="auto"/>
-        </w:rPr>
-      </w:pPr>
-      <w:r>
-        <w:rPr>
-          <w:color w:val="auto"/>
-        </w:rPr>
-        <w:t xml:space="preserve">        </w:t>
-      </w:r>
-      <w:r>
-        <w:rPr>
-          <w:b w:val="false"/>
-          <w:color w:val="auto"/>
-          <w:sz w:val="21"/>
-        </w:rPr>
-        <w:t>switch ((10000 &lt; k &amp;&amp; k &lt;= 5) ? 1</w:t>
-      </w:r>
-    </w:p>
-    <w:p>
-      <w:pPr>
-        <w:pStyle w:val="Code"/>
-        <w:rPr>
-          <w:rFonts w:ascii="Courier New" w:hAnsi="Courier New"/>
-          <w:color w:val="auto"/>
-        </w:rPr>
-      </w:pPr>
-      <w:r>
-        <w:rPr>
-          <w:color w:val="auto"/>
-        </w:rPr>
-        <w:t xml:space="preserve">                </w:t>
-      </w:r>
-      <w:r>
-        <w:rPr>
-          <w:b w:val="false"/>
-          <w:color w:val="auto"/>
-          <w:sz w:val="21"/>
-        </w:rPr>
-        <w:t>: (0 &lt;= k &amp;&amp; k &lt;= 10) ? 2</w:t>
-      </w:r>
-    </w:p>
-    <w:p>
-      <w:pPr>
-        <w:pStyle w:val="Code"/>
-        <w:rPr>
-          <w:rFonts w:ascii="Courier New" w:hAnsi="Courier New"/>
-          <w:color w:val="auto"/>
-        </w:rPr>
-      </w:pPr>
-      <w:r>
-        <w:rPr>
-          <w:color w:val="auto"/>
-        </w:rPr>
-        <w:t xml:space="preserve">                        </w:t>
-      </w:r>
-      <w:r>
-        <w:rPr>
-          <w:b w:val="false"/>
-          <w:color w:val="auto"/>
-          <w:sz w:val="21"/>
-        </w:rPr>
-        <w:t>: (5 &lt;= k &amp;&amp; k &lt;= 15) ? 3</w:t>
-      </w:r>
-    </w:p>
-    <w:p>
-      <w:pPr>
-        <w:pStyle w:val="Code"/>
-        <w:rPr>
-          <w:rFonts w:ascii="Courier New" w:hAnsi="Courier New"/>
-          <w:color w:val="auto"/>
-        </w:rPr>
-      </w:pPr>
-      <w:r>
-        <w:rPr>
-          <w:color w:val="auto"/>
-        </w:rPr>
-        <w:t xml:space="preserve">                                </w:t>
-      </w:r>
-      <w:r>
-        <w:rPr>
-          <w:b w:val="false"/>
-          <w:color w:val="auto"/>
-          <w:sz w:val="21"/>
-        </w:rPr>
-        <w:t>: (10 &lt;= k &amp;&amp; k &lt;= 10000) ? 4</w:t>
-      </w:r>
-    </w:p>
-    <w:p>
-      <w:pPr>
-        <w:pStyle w:val="Code"/>
-        <w:rPr>
-          <w:rFonts w:ascii="Courier New" w:hAnsi="Courier New"/>
-          <w:color w:val="auto"/>
-        </w:rPr>
-      </w:pPr>
-      <w:r>
-        <w:rPr>
-          <w:color w:val="auto"/>
-        </w:rPr>
-        <w:t xml:space="preserve">                                        </w:t>
-      </w:r>
-      <w:r>
-        <w:rPr>
-          <w:b w:val="false"/>
-          <w:color w:val="auto"/>
-          <w:sz w:val="21"/>
-        </w:rPr>
-        <w:t>: 5) {</w:t>
-      </w:r>
-    </w:p>
-    <w:p>
-      <w:pPr>
-        <w:pStyle w:val="Code"/>
-        <w:rPr>
-          <w:rFonts w:ascii="Courier New" w:hAnsi="Courier New"/>
-          <w:color w:val="auto"/>
-        </w:rPr>
-      </w:pPr>
-      <w:r>
-        <w:rPr>
-          <w:color w:val="auto"/>
-        </w:rPr>
-        <w:t xml:space="preserve">            </w:t>
-      </w:r>
-      <w:r>
-        <w:rPr>
-          <w:b w:val="false"/>
-          <w:color w:val="auto"/>
-          <w:sz w:val="21"/>
-        </w:rPr>
-        <w:t>case 1 -&gt;</w:t>
-      </w:r>
-    </w:p>
-    <w:p>
-      <w:pPr>
-        <w:pStyle w:val="Code"/>
-        <w:rPr>
-          <w:rFonts w:ascii="Courier New" w:hAnsi="Courier New"/>
-          <w:color w:val="auto"/>
-        </w:rPr>
-      </w:pPr>
-      <w:r>
-        <w:rPr>
-          <w:color w:val="auto"/>
-        </w:rPr>
-        <w:t xml:space="preserve">                </w:t>
-      </w:r>
-      <w:r>
-        <w:rPr>
-          <w:b w:val="false"/>
-          <w:color w:val="auto"/>
-          <w:sz w:val="21"/>
-        </w:rPr>
-        <w:t>System.out.println(k + " belongs to (-10k, 5]");</w:t>
-      </w:r>
-    </w:p>
-    <w:p>
-      <w:pPr>
-        <w:pStyle w:val="Code"/>
-        <w:rPr>
-          <w:rFonts w:ascii="Courier New" w:hAnsi="Courier New"/>
-          <w:color w:val="auto"/>
-        </w:rPr>
-      </w:pPr>
-      <w:r>
-        <w:rPr>
-          <w:color w:val="auto"/>
-        </w:rPr>
-        <w:t xml:space="preserve">            </w:t>
-      </w:r>
-      <w:r>
-        <w:rPr>
-          <w:b w:val="false"/>
-          <w:color w:val="auto"/>
-          <w:sz w:val="21"/>
-        </w:rPr>
-        <w:t>case 2 -&gt;</w:t>
-      </w:r>
-    </w:p>
-    <w:p>
-      <w:pPr>
-        <w:pStyle w:val="Code"/>
-        <w:rPr>
-          <w:rFonts w:ascii="Courier New" w:hAnsi="Courier New"/>
-          <w:color w:val="auto"/>
-        </w:rPr>
-      </w:pPr>
-      <w:r>
-        <w:rPr>
-          <w:color w:val="auto"/>
-        </w:rPr>
-        <w:t xml:space="preserve">                </w:t>
-      </w:r>
-      <w:r>
-        <w:rPr>
-          <w:b w:val="false"/>
-          <w:color w:val="auto"/>
-          <w:sz w:val="21"/>
-        </w:rPr>
-        <w:t>System.out.println(k + " belongs to [0, 10]");</w:t>
-      </w:r>
-    </w:p>
-    <w:p>
-      <w:pPr>
-        <w:pStyle w:val="Code"/>
-        <w:rPr>
-          <w:rFonts w:ascii="Courier New" w:hAnsi="Courier New"/>
-          <w:color w:val="auto"/>
-        </w:rPr>
-      </w:pPr>
-      <w:r>
-        <w:rPr>
-          <w:color w:val="auto"/>
-        </w:rPr>
-        <w:t xml:space="preserve">            </w:t>
-      </w:r>
-      <w:r>
-        <w:rPr>
-          <w:b w:val="false"/>
-          <w:color w:val="auto"/>
-          <w:sz w:val="21"/>
-        </w:rPr>
-        <w:t>case 3 -&gt;</w:t>
-      </w:r>
-    </w:p>
-    <w:p>
-      <w:pPr>
-        <w:pStyle w:val="Code"/>
-        <w:rPr>
-          <w:rFonts w:ascii="Courier New" w:hAnsi="Courier New"/>
-          <w:color w:val="auto"/>
-        </w:rPr>
-      </w:pPr>
-      <w:r>
-        <w:rPr>
-          <w:color w:val="auto"/>
-        </w:rPr>
-        <w:t xml:space="preserve">                </w:t>
-      </w:r>
-      <w:r>
-        <w:rPr>
-          <w:b w:val="false"/>
-          <w:color w:val="auto"/>
-          <w:sz w:val="21"/>
-        </w:rPr>
-        <w:t>System.out.println(k + " belongs to [5, 15]");</w:t>
-      </w:r>
-    </w:p>
-    <w:p>
-      <w:pPr>
-        <w:pStyle w:val="Code"/>
-        <w:rPr>
-          <w:rFonts w:ascii="Courier New" w:hAnsi="Courier New"/>
-          <w:color w:val="auto"/>
-        </w:rPr>
-      </w:pPr>
-      <w:r>
-        <w:rPr>
-          <w:color w:val="auto"/>
-        </w:rPr>
-        <w:t xml:space="preserve">            </w:t>
-      </w:r>
-      <w:r>
-        <w:rPr>
-          <w:b w:val="false"/>
-          <w:color w:val="auto"/>
-          <w:sz w:val="21"/>
-        </w:rPr>
-        <w:t>case 4 -&gt;</w:t>
-      </w:r>
-    </w:p>
-    <w:p>
-      <w:pPr>
-        <w:pStyle w:val="Code"/>
-        <w:rPr>
-          <w:rFonts w:ascii="Courier New" w:hAnsi="Courier New"/>
-          <w:color w:val="auto"/>
-        </w:rPr>
-      </w:pPr>
-      <w:r>
-        <w:rPr>
-          <w:color w:val="auto"/>
-        </w:rPr>
-        <w:t xml:space="preserve">                </w:t>
-      </w:r>
-      <w:r>
-        <w:rPr>
-          <w:b w:val="false"/>
-          <w:color w:val="auto"/>
-          <w:sz w:val="21"/>
-        </w:rPr>
-        <w:t>System.out.println(k + " belongs to [10, 10k]");</w:t>
-      </w:r>
-    </w:p>
-    <w:p>
-      <w:pPr>
-        <w:pStyle w:val="Code"/>
-        <w:rPr>
-          <w:rFonts w:ascii="Courier New" w:hAnsi="Courier New"/>
-          <w:color w:val="auto"/>
-        </w:rPr>
-      </w:pPr>
-      <w:r>
-        <w:rPr>
-          <w:color w:val="auto"/>
-        </w:rPr>
-        <w:t xml:space="preserve">            </w:t>
-      </w:r>
-      <w:r>
-        <w:rPr>
-          <w:b w:val="false"/>
-          <w:color w:val="auto"/>
-          <w:sz w:val="21"/>
-        </w:rPr>
-        <w:t>case 5 -&gt;</w:t>
-      </w:r>
-    </w:p>
-    <w:p>
-      <w:pPr>
-        <w:pStyle w:val="Code"/>
-        <w:rPr>
-          <w:rFonts w:ascii="Courier New" w:hAnsi="Courier New"/>
-          <w:color w:val="auto"/>
-        </w:rPr>
-      </w:pPr>
-      <w:r>
-        <w:rPr>
-          <w:color w:val="auto"/>
-        </w:rPr>
-        <w:t xml:space="preserve">                </w:t>
-      </w:r>
-      <w:r>
-        <w:rPr>
-          <w:b w:val="false"/>
-          <w:color w:val="auto"/>
-          <w:sz w:val="21"/>
-        </w:rPr>
-        <w:t>System.out.println(k + " is out of range");</w:t>
-      </w:r>
-    </w:p>
-    <w:p>
-      <w:pPr>
-        <w:pStyle w:val="Code"/>
-        <w:rPr>
-          <w:rFonts w:ascii="Courier New" w:hAnsi="Courier New"/>
-          <w:color w:val="auto"/>
-        </w:rPr>
-      </w:pPr>
-      <w:r>
-        <w:rPr>
-          <w:color w:val="auto"/>
-        </w:rPr>
-        <w:t xml:space="preserve">        </w:t>
-      </w:r>
-      <w:r>
-        <w:rPr>
-          <w:b w:val="false"/>
-          <w:color w:val="auto"/>
-          <w:sz w:val="21"/>
-        </w:rPr>
-        <w:t>}</w:t>
-      </w:r>
-    </w:p>
-    <w:p>
-      <w:pPr>
-        <w:pStyle w:val="Code"/>
-        <w:rPr>
-          <w:rFonts w:ascii="Courier New" w:hAnsi="Courier New"/>
-          <w:color w:val="auto"/>
-        </w:rPr>
-      </w:pPr>
-      <w:r>
-        <w:rPr>
-          <w:color w:val="auto"/>
-        </w:rPr>
-        <w:t xml:space="preserve">    </w:t>
-      </w:r>
-      <w:r>
-        <w:rPr>
-          <w:b w:val="false"/>
-          <w:color w:val="auto"/>
-          <w:sz w:val="21"/>
-        </w:rPr>
-        <w:t>}</w:t>
-      </w:r>
-    </w:p>
-    <w:p>
-      <w:pPr>
-        <w:pStyle w:val="Code"/>
-        <w:rPr>
-          <w:rFonts w:ascii="Courier New" w:hAnsi="Courier New"/>
-          <w:color w:val="auto"/>
-        </w:rPr>
-      </w:pPr>
-      <w:r>
-        <w:rPr>
-          <w:color w:val="auto"/>
-        </w:rPr>
-      </w:r>
-    </w:p>
-    <w:p>
-      <w:pPr>
-        <w:pStyle w:val="Code"/>
-        <w:rPr>
-          <w:rFonts w:ascii="Courier New" w:hAnsi="Courier New"/>
-          <w:color w:val="auto"/>
-        </w:rPr>
-      </w:pPr>
-      <w:r>
-        <w:rPr>
-          <w:color w:val="auto"/>
-        </w:rPr>
-        <w:t xml:space="preserve">    </w:t>
-      </w:r>
-      <w:r>
-        <w:rPr>
-          <w:b w:val="false"/>
-          <w:color w:val="auto"/>
-          <w:sz w:val="21"/>
-        </w:rPr>
-        <w:t>public static void main(String[] args) {</w:t>
-      </w:r>
-    </w:p>
-    <w:p>
-      <w:pPr>
-        <w:pStyle w:val="Code"/>
-        <w:rPr>
-          <w:rFonts w:ascii="Courier New" w:hAnsi="Courier New"/>
-          <w:color w:val="auto"/>
-        </w:rPr>
-      </w:pPr>
-      <w:r>
-        <w:rPr>
-          <w:color w:val="auto"/>
-        </w:rPr>
-        <w:t xml:space="preserve">        </w:t>
-      </w:r>
-      <w:r>
-        <w:rPr>
-          <w:b w:val="false"/>
-          <w:color w:val="auto"/>
-          <w:sz w:val="21"/>
-        </w:rPr>
-        <w:t>identify(7);</w:t>
-      </w:r>
-    </w:p>
-    <w:p>
-      <w:pPr>
-        <w:pStyle w:val="Code"/>
-        <w:rPr>
-          <w:rFonts w:ascii="Courier New" w:hAnsi="Courier New"/>
-          <w:color w:val="auto"/>
-        </w:rPr>
-      </w:pPr>
-      <w:r>
-        <w:rPr>
-          <w:color w:val="auto"/>
-        </w:rPr>
-        <w:t xml:space="preserve">        </w:t>
-      </w:r>
-      <w:r>
-        <w:rPr>
-          <w:b w:val="false"/>
-          <w:color w:val="auto"/>
-          <w:sz w:val="21"/>
-        </w:rPr>
-        <w:t>identify(15);</w:t>
-      </w:r>
-    </w:p>
-    <w:p>
-      <w:pPr>
-        <w:pStyle w:val="Code"/>
-        <w:rPr>
-          <w:rFonts w:ascii="Courier New" w:hAnsi="Courier New"/>
-          <w:color w:val="auto"/>
-        </w:rPr>
-      </w:pPr>
-      <w:r>
-        <w:rPr>
-          <w:color w:val="auto"/>
-        </w:rPr>
-        <w:t xml:space="preserve">        </w:t>
-      </w:r>
-      <w:r>
-        <w:rPr>
-          <w:b w:val="false"/>
-          <w:color w:val="auto"/>
-          <w:sz w:val="21"/>
-        </w:rPr>
-        <w:t>identify(54);</w:t>
-      </w:r>
-    </w:p>
-    <w:p>
-      <w:pPr>
-        <w:pStyle w:val="Code"/>
-        <w:rPr>
-          <w:rFonts w:ascii="Courier New" w:hAnsi="Courier New"/>
-          <w:color w:val="auto"/>
-        </w:rPr>
-      </w:pPr>
-      <w:r>
-        <w:rPr>
-          <w:color w:val="auto"/>
-        </w:rPr>
-        <w:t xml:space="preserve">        </w:t>
-      </w:r>
-      <w:r>
-        <w:rPr>
-          <w:b w:val="false"/>
-          <w:color w:val="auto"/>
-          <w:sz w:val="21"/>
-        </w:rPr>
-        <w:t>identify(12857);</w:t>
-      </w:r>
-    </w:p>
-    <w:p>
-      <w:pPr>
-        <w:pStyle w:val="Code"/>
-        <w:rPr>
-          <w:rFonts w:ascii="Courier New" w:hAnsi="Courier New"/>
-          <w:color w:val="auto"/>
-        </w:rPr>
-      </w:pPr>
-      <w:r>
-        <w:rPr>
-          <w:color w:val="auto"/>
-        </w:rPr>
-        <w:t xml:space="preserve">    </w:t>
-      </w:r>
-      <w:r>
-        <w:rPr>
-          <w:b w:val="false"/>
-          <w:color w:val="auto"/>
-          <w:sz w:val="21"/>
-        </w:rPr>
-        <w:t>}</w:t>
-      </w:r>
-    </w:p>
-    <w:p>
-      <w:pPr>
-        <w:pStyle w:val="Code"/>
-        <w:rPr>
-          <w:rFonts w:ascii="Courier New" w:hAnsi="Courier New"/>
-          <w:color w:val="auto"/>
-        </w:rPr>
-      </w:pPr>
-      <w:r>
-        <w:rPr>
-          <w:color w:val="auto"/>
-        </w:rPr>
-        <w:t>}</w:t>
-      </w:r>
-    </w:p>
-    <w:p>
-      <w:pPr>
-        <w:pStyle w:val="P1"/>
-        <w:rPr>
-          <w:rFonts w:ascii="Courier New" w:hAnsi="Courier New"/>
-          <w:color w:val="auto"/>
-        </w:rPr>
-      </w:pPr>
-      <w:r>
-        <w:rPr>
-          <w:rFonts w:ascii="Courier New" w:hAnsi="Courier New"/>
-          <w:color w:val="auto"/>
-        </w:rPr>
-      </w:r>
-    </w:p>
-    <w:p>
-      <w:pPr>
-        <w:pStyle w:val="IMG1"/>
-        <w:rPr/>
-      </w:pPr>
-      <w:r>
-        <w:rPr/>
-        <w:drawing>
-          <wp:inline distT="0" distB="0" distL="0" distR="0">
-            <wp:extent cx="2447925" cy="904875"/>
-            <wp:effectExtent l="0" t="0" r="0" b="0"/>
-            <wp:docPr id="2" name="Зображення1" descr=""/>
-            <wp:cNvGraphicFramePr>
-              <a:graphicFrameLocks xmlns:a="http://schemas.openxmlformats.org/drawingml/2006/main" noChangeAspect="1"/>
-            </wp:cNvGraphicFramePr>
-            <a:graphic xmlns:a="http://schemas.openxmlformats.org/drawingml/2006/main">
-              <a:graphicData uri="http://schemas.openxmlformats.org/drawingml/2006/picture">
-                <pic:pic xmlns:pic="http://schemas.openxmlformats.org/drawingml/2006/picture">
-                  <pic:nvPicPr>
-                    <pic:cNvPr id="2" name="Зображення1" descr=""/>
-                    <pic:cNvPicPr>
-                      <a:picLocks noChangeAspect="1" noChangeArrowheads="1"/>
-                    </pic:cNvPicPr>
-                  </pic:nvPicPr>
-                  <pic:blipFill>
-                    <a:blip r:embed="rId3"/>
-                    <a:stretch>
-                      <a:fillRect/>
-                    </a:stretch>
-                  </pic:blipFill>
-                  <pic:spPr bwMode="auto">
-                    <a:xfrm>
-                      <a:off x="0" y="0"/>
-                      <a:ext cx="2447925" cy="904875"/>
-                    </a:xfrm>
-                    <a:prstGeom prst="rect">
-                      <a:avLst/>
-                    </a:prstGeom>
-                    <a:noFill/>
-                  </pic:spPr>
-                </pic:pic>
-              </a:graphicData>
-            </a:graphic>
-          </wp:inline>
-        </w:drawing>
-      </w:r>
-    </w:p>
-    <w:p>
-      <w:pPr>
-        <w:pStyle w:val="IMG1"/>
-        <w:rPr/>
-      </w:pPr>
-      <w:r>
-        <w:rPr/>
-        <w:t>Рисунок 2.1 - Результати виконання</w:t>
-      </w:r>
-    </w:p>
-    <w:p>
-      <w:pPr>
-        <w:pStyle w:val="P1"/>
-        <w:rPr/>
-      </w:pPr>
-      <w:r>
-        <w:rPr/>
+          <w:color w:val="auto"/>
+        </w:rPr>
+      </w:pPr>
+      <w:r>
+        <w:rPr>
+          <w:color w:val="auto"/>
+        </w:rPr>
       </w:r>
     </w:p>
     <w:p>
@@ -2423,13 +3040,36 @@
           <w:shd w:fill="FFFFFF" w:val="clear"/>
           <w:lang w:val="uk-UA"/>
         </w:rPr>
-        <w:t xml:space="preserve">Після виконання роботи було навчено основним принципам роботи з рядками </w:t>
+        <w:t xml:space="preserve">Після виконання роботи було навчено </w:t>
+      </w:r>
+      <w:r>
+        <w:rPr>
+          <w:b w:val="false"/>
+          <w:i w:val="false"/>
+          <w:caps w:val="false"/>
+          <w:smallCaps w:val="false"/>
+          <w:color w:val="000000"/>
+          <w:spacing w:val="0"/>
+          <w:sz w:val="28"/>
+          <w:shd w:fill="FFFFFF" w:val="clear"/>
+          <w:lang w:val="uk-UA"/>
+        </w:rPr>
+        <w:t>основним принципам роботи із класами-колекціями</w:t>
       </w:r>
       <w:r>
         <w:rPr>
           <w:color w:val="000000"/>
           <w:sz w:val="28"/>
           <w:shd w:fill="FFFFFF" w:val="clear"/>
+          <w:lang w:val="uk-UA"/>
+        </w:rPr>
+        <w:t xml:space="preserve"> </w:t>
+      </w:r>
+      <w:r>
+        <w:rPr>
+          <w:color w:val="000000"/>
+          <w:sz w:val="28"/>
+          <w:shd w:fill="FFFFFF" w:val="clear"/>
         </w:rPr>
         <w:t>в Java.</w:t>
       </w:r>
@@ -2464,7 +3104,7 @@
       </w:pPr>
       <w:r>
         <w:rPr/>
-        <w:t>Назвіть особливості роботи з рядками в мові Java.</w:t>
+        <w:t>Основне призначення класу Vector у мові Java?</w:t>
       </w:r>
     </w:p>
     <w:p>
@@ -2483,43 +3123,119 @@
       </w:pPr>
       <w:r>
         <w:rPr/>
-        <w:t xml:space="preserve">Оголошуються з подвійними лапками. Функціями </w:t>
+        <w:t xml:space="preserve">Створення масивів змінного розміру. Клас </w:t>
       </w:r>
       <w:r>
         <w:rPr>
           <w:lang w:val="en-US"/>
         </w:rPr>
-        <w:t xml:space="preserve">toUpperCase </w:t>
+        <w:t xml:space="preserve">Vector </w:t>
       </w:r>
       <w:r>
         <w:rPr>
           <w:lang w:val="uk-UA"/>
         </w:rPr>
-        <w:t xml:space="preserve">та </w:t>
+        <w:t xml:space="preserve">реалізує інтерфейс </w:t>
       </w:r>
       <w:r>
         <w:rPr>
           <w:lang w:val="en-US"/>
         </w:rPr>
-        <w:t xml:space="preserve">toLowerCase </w:t>
+        <w:t>List.</w:t>
+      </w:r>
+    </w:p>
+    <w:p>
+      <w:pPr>
+        <w:pStyle w:val="P1"/>
+        <w:rPr/>
+      </w:pPr>
+      <w:r>
+        <w:rPr/>
+      </w:r>
+    </w:p>
+    <w:p>
+      <w:pPr>
+        <w:pStyle w:val="H2"/>
+        <w:rPr/>
+      </w:pPr>
+      <w:r>
+        <w:rPr/>
+        <w:t xml:space="preserve">Які основні методи і яке їх застосування, класу Vector </w:t>
+      </w:r>
+      <w:r>
+        <w:rPr/>
+        <w:t>в</w:t>
+      </w:r>
+      <w:r>
+        <w:rPr/>
+        <w:t>и знаєте?</w:t>
+      </w:r>
+    </w:p>
+    <w:p>
+      <w:pPr>
+        <w:pStyle w:val="P1"/>
+        <w:rPr/>
+      </w:pPr>
+      <w:r>
+        <w:rPr/>
+      </w:r>
+    </w:p>
+    <w:p>
+      <w:pPr>
+        <w:pStyle w:val="P1"/>
+        <w:rPr/>
+      </w:pPr>
+      <w:r>
+        <w:rPr/>
+        <w:t>Основні методи:</w:t>
+      </w:r>
+    </w:p>
+    <w:p>
+      <w:pPr>
+        <w:pStyle w:val="P1"/>
+        <w:rPr/>
+      </w:pPr>
+      <w:r>
+        <w:rPr/>
+        <w:t xml:space="preserve">- </w:t>
+      </w:r>
+      <w:r>
+        <w:rPr>
+          <w:lang w:val="en-US"/>
+        </w:rPr>
+        <w:t xml:space="preserve">addElement: </w:t>
       </w:r>
       <w:r>
         <w:rPr>
           <w:lang w:val="uk-UA"/>
         </w:rPr>
-        <w:t xml:space="preserve">переводяться до верхнього та нижнього регістрів. Підрядок отримується функцією </w:t>
+        <w:t>додає елемент у кінець;</w:t>
+      </w:r>
+    </w:p>
+    <w:p>
+      <w:pPr>
+        <w:pStyle w:val="P1"/>
+        <w:rPr>
+          <w:lang w:val="uk-UA"/>
+        </w:rPr>
+      </w:pPr>
+      <w:r>
+        <w:rPr>
+          <w:lang w:val="uk-UA"/>
+        </w:rPr>
+        <w:t xml:space="preserve">- </w:t>
       </w:r>
       <w:r>
         <w:rPr>
           <w:lang w:val="en-US"/>
         </w:rPr>
-        <w:t xml:space="preserve">substring. </w:t>
+        <w:t xml:space="preserve">insertElementAt: </w:t>
       </w:r>
       <w:r>
         <w:rPr>
           <w:lang w:val="uk-UA"/>
         </w:rPr>
-        <w:t>Отримати символ рядку можна за індексом.</w:t>
+        <w:t>додає елемент за індексом;</w:t>
       </w:r>
     </w:p>
     <w:p>
@@ -2533,6 +3249,28 @@
         <w:rPr>
           <w:lang w:val="uk-UA"/>
         </w:rPr>
+        <w:t xml:space="preserve">- </w:t>
+      </w:r>
+      <w:r>
+        <w:rPr>
+          <w:lang w:val="en-US"/>
+        </w:rPr>
+        <w:t xml:space="preserve">removeElementAt: </w:t>
+      </w:r>
+      <w:r>
+        <w:rPr>
+          <w:lang w:val="uk-UA"/>
+        </w:rPr>
+        <w:t>видаляє елемент за індексом.</w:t>
+      </w:r>
+    </w:p>
+    <w:p>
+      <w:pPr>
+        <w:pStyle w:val="P1"/>
+        <w:rPr/>
+      </w:pPr>
+      <w:r>
+        <w:rPr/>
       </w:r>
     </w:p>
     <w:p>
@@ -2542,7 +3280,7 @@
       </w:pPr>
       <w:r>
         <w:rPr/>
-        <w:t>Для чого призначений клас String?</w:t>
+        <w:t>Основне призначення класу Stack у мові Java?</w:t>
       </w:r>
     </w:p>
     <w:p>
@@ -2561,24 +3299,132 @@
       </w:pPr>
       <w:r>
         <w:rPr/>
-        <w:t xml:space="preserve">Для роботи з рядками. Вони представляються як масиви символів, а клас </w:t>
+        <w:t>Створення структури даних стеку, до якої можна додавати і видаляти елементи лише з кінця.</w:t>
+      </w:r>
+    </w:p>
+    <w:p>
+      <w:pPr>
+        <w:pStyle w:val="P1"/>
+        <w:rPr/>
+      </w:pPr>
+      <w:r>
+        <w:rPr/>
+      </w:r>
+    </w:p>
+    <w:p>
+      <w:pPr>
+        <w:pStyle w:val="H2"/>
+        <w:rPr/>
+      </w:pPr>
+      <w:r>
+        <w:rPr/>
+        <w:t xml:space="preserve">Які основні методи і яке їх застосування, класу Stack </w:t>
+      </w:r>
+      <w:r>
+        <w:rPr/>
+        <w:t>в</w:t>
+      </w:r>
+      <w:r>
+        <w:rPr/>
+        <w:t>и знаєте?</w:t>
+      </w:r>
+    </w:p>
+    <w:p>
+      <w:pPr>
+        <w:pStyle w:val="P1"/>
+        <w:rPr/>
+      </w:pPr>
+      <w:r>
+        <w:rPr/>
+      </w:r>
+    </w:p>
+    <w:p>
+      <w:pPr>
+        <w:pStyle w:val="P1"/>
+        <w:rPr/>
+      </w:pPr>
+      <w:r>
+        <w:rPr/>
+        <w:t>Основні методи:</w:t>
+      </w:r>
+    </w:p>
+    <w:p>
+      <w:pPr>
+        <w:pStyle w:val="P1"/>
+        <w:rPr/>
+      </w:pPr>
+      <w:r>
+        <w:rPr/>
+        <w:t xml:space="preserve">- </w:t>
       </w:r>
       <w:r>
         <w:rPr>
           <w:lang w:val="en-US"/>
         </w:rPr>
-        <w:t xml:space="preserve">String </w:t>
+        <w:t xml:space="preserve">push: </w:t>
       </w:r>
       <w:r>
         <w:rPr>
           <w:lang w:val="uk-UA"/>
         </w:rPr>
-        <w:t>дає методи роботи з ними як з об’єктами.</w:t>
+        <w:t>додає елемент в кінець;</w:t>
       </w:r>
     </w:p>
     <w:p>
       <w:pPr>
         <w:pStyle w:val="P1"/>
+        <w:rPr>
+          <w:lang w:val="uk-UA"/>
+        </w:rPr>
+      </w:pPr>
+      <w:r>
+        <w:rPr>
+          <w:lang w:val="uk-UA"/>
+        </w:rPr>
+        <w:t xml:space="preserve">- </w:t>
+      </w:r>
+      <w:r>
+        <w:rPr>
+          <w:lang w:val="en-US"/>
+        </w:rPr>
+        <w:t xml:space="preserve">pop: </w:t>
+      </w:r>
+      <w:r>
+        <w:rPr>
+          <w:lang w:val="uk-UA"/>
+        </w:rPr>
+        <w:t>видаляє елемент з кінця;</w:t>
+      </w:r>
+    </w:p>
+    <w:p>
+      <w:pPr>
+        <w:pStyle w:val="P1"/>
+        <w:rPr>
+          <w:lang w:val="uk-UA"/>
+        </w:rPr>
+      </w:pPr>
+      <w:r>
+        <w:rPr>
+          <w:lang w:val="uk-UA"/>
+        </w:rPr>
+        <w:t xml:space="preserve">- </w:t>
+      </w:r>
+      <w:r>
+        <w:rPr>
+          <w:lang w:val="en-US"/>
+        </w:rPr>
+        <w:t xml:space="preserve">isEmpty: </w:t>
+      </w:r>
+      <w:r>
+        <w:rPr>
+          <w:lang w:val="uk-UA"/>
+        </w:rPr>
+        <w:t>показує чи стек порожній.</w:t>
+      </w:r>
+    </w:p>
+    <w:p>
+      <w:pPr>
+        <w:pStyle w:val="P1"/>
         <w:rPr/>
       </w:pPr>
       <w:r>
@@ -2592,7 +3438,16 @@
       </w:pPr>
       <w:r>
         <w:rPr/>
-        <w:t>Назвіть основні методи класу String?</w:t>
+        <w:t>Основне призначення класу Hashtable у мові Java?</w:t>
+      </w:r>
+    </w:p>
+    <w:p>
+      <w:pPr>
+        <w:pStyle w:val="H2"/>
+        <w:rPr/>
+      </w:pPr>
+      <w:r>
+        <w:rPr/>
       </w:r>
     </w:p>
     <w:p>
@@ -2602,436 +3457,15 @@
       </w:pPr>
       <w:r>
         <w:rPr/>
-      </w:r>
-    </w:p>
-    <w:p>
-      <w:pPr>
-        <w:pStyle w:val="P1"/>
-        <w:rPr/>
-      </w:pPr>
-      <w:r>
-        <w:rPr/>
-        <w:t xml:space="preserve">Символ можна отримати функцією </w:t>
-      </w:r>
-      <w:r>
-        <w:rPr>
-          <w:lang w:val="en-US"/>
-        </w:rPr>
-        <w:t xml:space="preserve">charAt </w:t>
-      </w:r>
-      <w:r>
-        <w:rPr>
-          <w:lang w:val="uk-UA"/>
-        </w:rPr>
-        <w:t xml:space="preserve">за індексом, а його значення </w:t>
-      </w:r>
-      <w:r>
-        <w:rPr>
-          <w:lang w:val="en-US"/>
-        </w:rPr>
-        <w:t xml:space="preserve">Unicode </w:t>
-      </w:r>
-      <w:r>
-        <w:rPr>
-          <w:lang w:val="uk-UA"/>
-        </w:rPr>
-        <w:t xml:space="preserve">функцією </w:t>
-      </w:r>
-      <w:r>
-        <w:rPr>
-          <w:lang w:val="en-US"/>
-        </w:rPr>
-        <w:t xml:space="preserve">codePointAt. </w:t>
-      </w:r>
-      <w:r>
-        <w:rPr>
-          <w:lang w:val="uk-UA"/>
-        </w:rPr>
-        <w:t xml:space="preserve">Порівняти два рядки можна функцією </w:t>
-      </w:r>
-      <w:r>
-        <w:rPr>
-          <w:lang w:val="en-US"/>
-        </w:rPr>
-        <w:t xml:space="preserve">compareTo. </w:t>
-      </w:r>
-      <w:r>
-        <w:rPr>
-          <w:lang w:val="uk-UA"/>
-        </w:rPr>
-        <w:t xml:space="preserve">З’єднати два рядки можна функцією </w:t>
-      </w:r>
-      <w:r>
-        <w:rPr>
-          <w:lang w:val="en-US"/>
-        </w:rPr>
-        <w:t xml:space="preserve">concat. </w:t>
-      </w:r>
-      <w:r>
-        <w:rPr>
-          <w:lang w:val="uk-UA"/>
-        </w:rPr>
-        <w:t xml:space="preserve">Пошук у рядку здійснює функція </w:t>
-      </w:r>
-      <w:r>
-        <w:rPr>
-          <w:lang w:val="en-US"/>
-        </w:rPr>
-        <w:t xml:space="preserve">contains. </w:t>
-      </w:r>
-      <w:r>
-        <w:rPr>
-          <w:lang w:val="uk-UA"/>
-        </w:rPr>
-        <w:t xml:space="preserve">Пошук на початку та у кінці рядку роблять функції </w:t>
-      </w:r>
-      <w:r>
-        <w:rPr>
-          <w:lang w:val="en-US"/>
-        </w:rPr>
-        <w:t xml:space="preserve">startsWith </w:t>
-      </w:r>
-      <w:r>
-        <w:rPr>
-          <w:lang w:val="uk-UA"/>
-        </w:rPr>
-        <w:t xml:space="preserve">та </w:t>
-      </w:r>
-      <w:r>
-        <w:rPr>
-          <w:lang w:val="en-US"/>
-        </w:rPr>
-        <w:t xml:space="preserve">endsWith. </w:t>
-      </w:r>
-      <w:r>
-        <w:rPr>
-          <w:lang w:val="uk-UA"/>
-        </w:rPr>
-        <w:t xml:space="preserve">Замінити підрядок можна функцією </w:t>
-      </w:r>
-      <w:r>
-        <w:rPr>
-          <w:lang w:val="en-US"/>
-        </w:rPr>
-        <w:t xml:space="preserve">replace. </w:t>
-      </w:r>
-      <w:r>
-        <w:rPr>
-          <w:lang w:val="uk-UA"/>
-        </w:rPr>
-        <w:t xml:space="preserve">Перевести у масив символів можна функцією </w:t>
-      </w:r>
-      <w:r>
-        <w:rPr>
-          <w:lang w:val="en-US"/>
-        </w:rPr>
-        <w:t>toCharArray.</w:t>
-      </w:r>
-    </w:p>
-    <w:p>
-      <w:pPr>
-        <w:pStyle w:val="P1"/>
-        <w:rPr/>
-      </w:pPr>
-      <w:r>
-        <w:rPr>
-          <w:lang w:val="uk-UA"/>
-        </w:rPr>
-        <w:t xml:space="preserve">Джерело: </w:t>
-      </w:r>
-      <w:hyperlink r:id="rId4">
-        <w:r>
-          <w:rPr>
-            <w:rStyle w:val="Hyperlink"/>
-          </w:rPr>
-          <w:t>Java String Reference</w:t>
-        </w:r>
-      </w:hyperlink>
-      <w:r>
-        <w:rPr/>
-        <w:t>.</w:t>
-      </w:r>
-    </w:p>
-    <w:p>
-      <w:pPr>
-        <w:pStyle w:val="P1"/>
-        <w:rPr/>
-      </w:pPr>
-      <w:r>
-        <w:rPr/>
-      </w:r>
-    </w:p>
-    <w:p>
-      <w:pPr>
-        <w:pStyle w:val="H2"/>
-        <w:rPr/>
-      </w:pPr>
-      <w:r>
-        <w:rPr/>
-        <w:t>Особливості використання класу String?</w:t>
-      </w:r>
-    </w:p>
-    <w:p>
-      <w:pPr>
-        <w:pStyle w:val="P1"/>
-        <w:rPr/>
-      </w:pPr>
-      <w:r>
-        <w:rPr/>
-      </w:r>
-    </w:p>
-    <w:p>
-      <w:pPr>
-        <w:pStyle w:val="P1"/>
-        <w:rPr/>
-      </w:pPr>
-      <w:r>
-        <w:rPr/>
-        <w:t xml:space="preserve">Рядок у </w:t>
-      </w:r>
-      <w:r>
-        <w:rPr>
-          <w:lang w:val="en-US"/>
-        </w:rPr>
-        <w:t xml:space="preserve">Java </w:t>
-      </w:r>
-      <w:r>
-        <w:rPr>
-          <w:lang w:val="uk-UA"/>
-        </w:rPr>
-        <w:t xml:space="preserve">є незмінним, тому для модифікації створюється новий об’єкт. </w:t>
-      </w:r>
-      <w:r>
-        <w:rPr>
-          <w:lang w:val="en-US"/>
-        </w:rPr>
-        <w:t>(</w:t>
-      </w:r>
-      <w:r>
-        <w:fldChar w:fldCharType="begin"/>
-      </w:r>
-      <w:r>
-        <w:rPr>
-          <w:rStyle w:val="Hyperlink"/>
-        </w:rPr>
-        <w:instrText xml:space="preserve"> HYPERLINK "https://www.geeksforgeeks.org/java-string-is-immutable-what-exactly-is-the-meaning/" \l ":~:text=Java%20does%20not%20modify%20the%20original%20one%2C%20it%20creates%20a%20new%20string%20object%20instead."</w:instrText>
-      </w:r>
-      <w:r>
-        <w:rPr>
-          <w:rStyle w:val="Hyperlink"/>
-        </w:rPr>
-        <w:fldChar w:fldCharType="separate"/>
-      </w:r>
-      <w:r>
-        <w:rPr>
-          <w:rStyle w:val="Hyperlink"/>
-        </w:rPr>
-        <w:t>Why Java Strings are Immutable? | GeeksforGeeks</w:t>
-      </w:r>
-      <w:r>
-        <w:rPr>
-          <w:rStyle w:val="Hyperlink"/>
-        </w:rPr>
-        <w:fldChar w:fldCharType="end"/>
-      </w:r>
-      <w:r>
-        <w:rPr>
-          <w:lang w:val="en-US"/>
-        </w:rPr>
-        <w:t>).</w:t>
-      </w:r>
-    </w:p>
-    <w:p>
-      <w:pPr>
-        <w:pStyle w:val="P1"/>
-        <w:rPr/>
-      </w:pPr>
-      <w:r>
-        <w:rPr/>
-      </w:r>
-    </w:p>
-    <w:p>
-      <w:pPr>
-        <w:pStyle w:val="H2"/>
-        <w:rPr/>
-      </w:pPr>
-      <w:r>
-        <w:rPr/>
-        <w:t>Які особливості роботи Java з різними кодуваннями ви знаєте?</w:t>
-      </w:r>
-    </w:p>
-    <w:p>
-      <w:pPr>
-        <w:pStyle w:val="P1"/>
-        <w:rPr/>
-      </w:pPr>
-      <w:r>
-        <w:rPr/>
-      </w:r>
-    </w:p>
-    <w:p>
-      <w:pPr>
-        <w:pStyle w:val="P1"/>
-        <w:rPr/>
-      </w:pPr>
-      <w:r>
-        <w:rPr/>
-        <w:t xml:space="preserve">За замовчуванням </w:t>
-      </w:r>
-      <w:r>
-        <w:rPr>
-          <w:lang w:val="en-US"/>
-        </w:rPr>
-        <w:t xml:space="preserve">Java </w:t>
-      </w:r>
-      <w:r>
-        <w:rPr>
-          <w:lang w:val="uk-UA"/>
-        </w:rPr>
-        <w:t xml:space="preserve">використовує кодування </w:t>
-      </w:r>
-      <w:r>
-        <w:rPr>
-          <w:lang w:val="en-US"/>
-        </w:rPr>
-        <w:t xml:space="preserve">UTF-16. </w:t>
-      </w:r>
-      <w:r>
-        <w:rPr>
-          <w:lang w:val="uk-UA"/>
-        </w:rPr>
-        <w:t xml:space="preserve">Для зміни кодування можна створити об’єкт </w:t>
-      </w:r>
-      <w:r>
-        <w:rPr>
-          <w:lang w:val="en-US"/>
-        </w:rPr>
-        <w:t>PrintStream:</w:t>
-      </w:r>
-    </w:p>
-    <w:p>
-      <w:pPr>
-        <w:pStyle w:val="P1"/>
-        <w:rPr>
-          <w:lang w:val="en-US"/>
-        </w:rPr>
-      </w:pPr>
-      <w:r>
-        <w:rPr>
-          <w:lang w:val="en-US"/>
-        </w:rPr>
-      </w:r>
-    </w:p>
-    <w:p>
-      <w:pPr>
-        <w:pStyle w:val="Code"/>
-        <w:rPr>
-          <w:rFonts w:ascii="Courier New" w:hAnsi="Courier New"/>
-          <w:color w:val="auto"/>
-        </w:rPr>
-      </w:pPr>
-      <w:r>
-        <w:rPr>
-          <w:b w:val="false"/>
-          <w:color w:val="auto"/>
-          <w:sz w:val="21"/>
-        </w:rPr>
-        <w:t>PrintStream out = new PrintStream(System.out, true, StandardCharsets.UTF_8);</w:t>
-      </w:r>
-    </w:p>
-    <w:p>
-      <w:pPr>
-        <w:pStyle w:val="Code"/>
-        <w:rPr>
-          <w:rFonts w:ascii="Courier New" w:hAnsi="Courier New"/>
-          <w:color w:val="auto"/>
-        </w:rPr>
-      </w:pPr>
-      <w:r>
-        <w:rPr>
-          <w:color w:val="auto"/>
-        </w:rPr>
-      </w:r>
-    </w:p>
-    <w:p>
-      <w:pPr>
-        <w:pStyle w:val="P1"/>
-        <w:rPr>
-          <w:lang w:val="uk-UA"/>
-        </w:rPr>
-      </w:pPr>
-      <w:r>
-        <w:rPr>
-          <w:lang w:val="uk-UA"/>
-        </w:rPr>
-        <w:t>І використовувати його для виводу:</w:t>
-      </w:r>
-    </w:p>
-    <w:p>
-      <w:pPr>
-        <w:pStyle w:val="P1"/>
-        <w:rPr>
-          <w:lang w:val="uk-UA"/>
-        </w:rPr>
-      </w:pPr>
-      <w:r>
-        <w:rPr>
-          <w:lang w:val="uk-UA"/>
-        </w:rPr>
-      </w:r>
-    </w:p>
-    <w:p>
-      <w:pPr>
-        <w:pStyle w:val="Code"/>
-        <w:rPr/>
-      </w:pPr>
-      <w:r>
-        <w:rPr/>
-        <w:t>out.println("</w:t>
-      </w:r>
-      <w:r>
-        <w:rPr>
-          <w:lang w:val="uk-UA"/>
-        </w:rPr>
-        <w:t>Тест"</w:t>
-      </w:r>
-      <w:r>
-        <w:rPr/>
-        <w:t>);</w:t>
-      </w:r>
-    </w:p>
-    <w:p>
-      <w:pPr>
-        <w:pStyle w:val="Code"/>
-        <w:rPr/>
-      </w:pPr>
-      <w:r>
-        <w:rPr/>
-        <w:t xml:space="preserve">&gt; </w:t>
-      </w:r>
-      <w:r>
-        <w:rPr>
-          <w:lang w:val="uk-UA"/>
-        </w:rPr>
-        <w:t>Тест</w:t>
-      </w:r>
-    </w:p>
-    <w:p>
-      <w:pPr>
-        <w:pStyle w:val="P1"/>
-        <w:rPr/>
-      </w:pPr>
-      <w:r>
-        <w:rPr/>
+        <w:t>Створення словників типу ключ: значення.</w:t>
       </w:r>
     </w:p>
     <w:sectPr>
-      <w:headerReference w:type="even" r:id="rId5"/>
-      <w:headerReference w:type="default" r:id="rId6"/>
-      <w:headerReference w:type="first" r:id="rId7"/>
+      <w:headerReference w:type="even" r:id="rId3"/>
+      <w:headerReference w:type="first" r:id="rId4"/>
       <w:type w:val="nextPage"/>
       <w:pgSz w:w="11906" w:h="16838"/>
-      <w:pgMar w:left="1440" w:right="1440" w:gutter="0" w:header="708" w:top="1440" w:footer="0" w:bottom="1440"/>
+      <w:pgMar w:left="1440" w:right="1440" w:gutter="0" w:header="0" w:top="708" w:footer="0" w:bottom="1440"/>
       <w:pgNumType w:fmt="decimal"/>
       <w:formProt w:val="false"/>
       <w:textDirection w:val="lrTb"/>
@@ -3056,31 +3490,7 @@
 </file>
 
 <file path=word/header2.xml><?xml version="1.0" encoding="utf-8"?>
-<w:hdr xmlns:o="urn:schemas-microsoft-com:office:office" xmlns:r="http://schemas.openxmlformats.org/officeDocument/2006/relationships" xmlns:v="urn:schemas-microsoft-com:vml" xmlns:w="http://schemas.openxmlformats.org/wordprocessingml/2006/main" xmlns:w10="urn:schemas-microsoft-com:office:word" xmlns:wp="http://schemas.openxmlformats.org/drawingml/2006/wordprocessingDrawing" xmlns:pic="http://schemas.openxmlformats.org/drawingml/2006/picture" xmlns:wps="http://schemas.microsoft.com/office/word/2010/wordprocessingShape" xmlns:wpg="http://schemas.microsoft.com/office/word/2010/wordprocessingGroup" xmlns:mc="http://schemas.openxmlformats.org/markup-compatibility/2006" xmlns:wp14="http://schemas.microsoft.com/office/word/2010/wordprocessingDrawing" xmlns:w14="http://schemas.microsoft.com/office/word/2010/wordml" xmlns:w15="http://schemas.microsoft.com/office/word/2012/wordml" mc:Ignorable="w14 wp14 w15">
-  <w:p>
-    <w:pPr>
-      <w:pStyle w:val="Header"/>
-      <w:rPr/>
-    </w:pPr>
-    <w:r>
-      <w:rPr/>
-    </w:r>
-  </w:p>
-</w:hdr>
-</file>
-
-<file path=word/header3.xml><?xml version="1.0" encoding="utf-8"?>
-<w:hdr xmlns:o="urn:schemas-microsoft-com:office:office" xmlns:r="http://schemas.openxmlformats.org/officeDocument/2006/relationships" xmlns:v="urn:schemas-microsoft-com:vml" xmlns:w="http://schemas.openxmlformats.org/wordprocessingml/2006/main" xmlns:w10="urn:schemas-microsoft-com:office:word" xmlns:wp="http://schemas.openxmlformats.org/drawingml/2006/wordprocessingDrawing" xmlns:pic="http://schemas.openxmlformats.org/drawingml/2006/picture" xmlns:wps="http://schemas.microsoft.com/office/word/2010/wordprocessingShape" xmlns:wpg="http://schemas.microsoft.com/office/word/2010/wordprocessingGroup" xmlns:mc="http://schemas.openxmlformats.org/markup-compatibility/2006" xmlns:wp14="http://schemas.microsoft.com/office/word/2010/wordprocessingDrawing" xmlns:w14="http://schemas.microsoft.com/office/word/2010/wordml" xmlns:w15="http://schemas.microsoft.com/office/word/2012/wordml" mc:Ignorable="w14 wp14 w15">
-  <w:p>
-    <w:pPr>
-      <w:pStyle w:val="Header"/>
-      <w:rPr/>
-    </w:pPr>
-    <w:r>
-      <w:rPr/>
-    </w:r>
-  </w:p>
-</w:hdr>
+<w:hdr xmlns:o="urn:schemas-microsoft-com:office:office" xmlns:r="http://schemas.openxmlformats.org/officeDocument/2006/relationships" xmlns:v="urn:schemas-microsoft-com:vml" xmlns:w="http://schemas.openxmlformats.org/wordprocessingml/2006/main" xmlns:w10="urn:schemas-microsoft-com:office:word" xmlns:wp="http://schemas.openxmlformats.org/drawingml/2006/wordprocessingDrawing" xmlns:pic="http://schemas.openxmlformats.org/drawingml/2006/picture" xmlns:wps="http://schemas.microsoft.com/office/word/2010/wordprocessingShape" xmlns:wpg="http://schemas.microsoft.com/office/word/2010/wordprocessingGroup" xmlns:mc="http://schemas.openxmlformats.org/markup-compatibility/2006" xmlns:wp14="http://schemas.microsoft.com/office/word/2010/wordprocessingDrawing" xmlns:w14="http://schemas.microsoft.com/office/word/2010/wordml" xmlns:w15="http://schemas.microsoft.com/office/word/2012/wordml" mc:Ignorable="w14 wp14 w15"/>
 </file>
 
 <file path=word/styles.xml><?xml version="1.0" encoding="utf-8"?>
@@ -3813,15 +4223,15 @@
       <w:lang w:eastAsia="uk-UA"/>
     </w:rPr>
   </w:style>
-  <w:style w:type="character" w:styleId="user">
-    <w:name w:val="Символи кінцевої виноски (user)"/>
+  <w:style w:type="character" w:styleId="Style13">
+    <w:name w:val="Символи кінцевої виноски"/>
     <w:qFormat/>
     <w:rPr>
       <w:vertAlign w:val="superscript"/>
     </w:rPr>
   </w:style>
-  <w:style w:type="character" w:styleId="Style13">
-    <w:name w:val="Символи кінцевої виноски"/>
+  <w:style w:type="character" w:styleId="user">
+    <w:name w:val="Символи кінцевої виноски (user)"/>
     <w:qFormat/>
     <w:rPr>
       <w:vertAlign w:val="superscript"/>
@@ -3948,7 +4358,7 @@
   </w:style>
   <w:style w:type="paragraph" w:styleId="IndexHeading">
     <w:name w:val="index heading"/>
-    <w:basedOn w:val="user1"/>
+    <w:basedOn w:val="Style16"/>
     <w:pPr/>
     <w:rPr/>
   </w:style>
@@ -4190,15 +4600,15 @@
       <w:szCs w:val="20"/>
     </w:rPr>
   </w:style>
+  <w:style w:type="paragraph" w:styleId="Style18">
+    <w:name w:val="Верхній і нижній колонтитули"/>
+    <w:basedOn w:val="Normal"/>
+    <w:qFormat/>
+    <w:pPr/>
+    <w:rPr/>
+  </w:style>
   <w:style w:type="paragraph" w:styleId="user3">
     <w:name w:val="Верхній і нижній колонтитули (user)"/>
-    <w:basedOn w:val="Normal"/>
-    <w:qFormat/>
-    <w:pPr/>
-    <w:rPr/>
-  </w:style>
-  <w:style w:type="paragraph" w:styleId="Style18">
-    <w:name w:val="Верхній і нижній колонтитули"/>
     <w:basedOn w:val="Normal"/>
     <w:qFormat/>
     <w:pPr/>
